--- a/docs/Pack_Aliado_Gabriel_Barrios/docx/17_Marketing_Offline.docx
+++ b/docs/Pack_Aliado_Gabriel_Barrios/docx/17_Marketing_Offline.docx
@@ -218,7 +218,7 @@
               <w:rPr>
                 <w:sz w:val="20"/>
               </w:rPr>
-              <w:t>**USD 350/mes** desde mes 3 (pequeña 3m×2m, avenida principal)</w:t>
+              <w:t>**USD 350/mes** desde mes 3 (pequeña 3m×2m)</w:t>
             </w:r>
           </w:p>
         </w:tc>
@@ -384,7 +384,46 @@
         <w:t>legitimidad</w:t>
       </w:r>
       <w:r>
-        <w:t xml:space="preserve"> en la ciudad y ayuda a cerrar farmacias B2B (“ya nos ven en Valencia”).</w:t>
+        <w:t xml:space="preserve"> en la ciudad y ayuda a cerrar farmacias B2B («ya nos ven en Valencia»).</w:t>
+      </w:r>
+    </w:p>
+    <w:p>
+      <w:r/>
+      <w:r>
+        <w:rPr>
+          <w:b/>
+        </w:rPr>
+        <w:t>Ancla piloto:</w:t>
+      </w:r>
+      <w:r>
+        <w:t xml:space="preserve"> capital Lean </w:t>
+      </w:r>
+      <w:r>
+        <w:rPr>
+          <w:b/>
+        </w:rPr>
+        <w:t>~112k</w:t>
+      </w:r>
+      <w:r>
+        <w:t xml:space="preserve">; caja M6 post-Day-D </w:t>
+      </w:r>
+      <w:r>
+        <w:rPr>
+          <w:b/>
+        </w:rPr>
+        <w:t>~48.311</w:t>
+      </w:r>
+      <w:r>
+        <w:t xml:space="preserve">; si marketing offline escala antes de </w:t>
+      </w:r>
+      <w:r>
+        <w:rPr>
+          <w:b/>
+        </w:rPr>
+        <w:t>~28 activas</w:t>
+      </w:r>
+      <w:r>
+        <w:t xml:space="preserve"> pre-Day-D, se quema caja sin conversión.</w:t>
       </w:r>
     </w:p>
     <w:p>
@@ -421,6 +460,29 @@
       </w:r>
       <w:r>
         <w:t xml:space="preserve"> (valla, material impreso, eventos pequeños) y fija reglas de comunicación en salud para no infringir normas de publicidad engañosa en Venezuela.</w:t>
+      </w:r>
+    </w:p>
+    <w:p>
+      <w:r>
+        <w:t xml:space="preserve">Gabriel: aquí no pedimos que Morr pague marketing; pedimos tu criterio sobre </w:t>
+      </w:r>
+      <w:r>
+        <w:rPr>
+          <w:b/>
+        </w:rPr>
+        <w:t>dónde</w:t>
+      </w:r>
+      <w:r>
+        <w:t xml:space="preserve"> y </w:t>
+      </w:r>
+      <w:r>
+        <w:rPr>
+          <w:b/>
+        </w:rPr>
+        <w:t>cuándo</w:t>
+      </w:r>
+      <w:r>
+        <w:t xml:space="preserve"> tiene sentido gastar en Carabobo dado el calendario comercial del pack.</w:t>
       </w:r>
     </w:p>
     <w:p>
@@ -537,7 +599,7 @@
         <w:t>Av. Bolívar Norte</w:t>
       </w:r>
       <w:r>
-        <w:t xml:space="preserve"> o corredor similar da </w:t>
+        <w:t xml:space="preserve"> da </w:t>
       </w:r>
       <w:r>
         <w:rPr>
@@ -546,12 +608,12 @@
         <w:t>presencia local</w:t>
       </w:r>
       <w:r>
-        <w:t>.</w:t>
+        <w:t xml:space="preserve"> — argumento de venta directo para Sales.</w:t>
       </w:r>
     </w:p>
     <w:p>
       <w:r>
-        <w:t>- Adultos mayores (hijos comprando para padres) aún escuchan radio — reservado para escenario Growth.</w:t>
+        <w:t>- Adultos mayores (hijos comprando para padres) aún escuchan radio — reservado para escenario Growth (~187k).</w:t>
       </w:r>
     </w:p>
     <w:p>
@@ -925,7 +987,7 @@
               <w:rPr>
                 <w:sz w:val="20"/>
               </w:rPr>
-              <w:t>**Total offline/mes**</w:t>
+              <w:t>**Total marketing/mes (aprox.)**</w:t>
             </w:r>
           </w:p>
         </w:tc>
@@ -938,7 +1000,7 @@
               <w:rPr>
                 <w:sz w:val="20"/>
               </w:rPr>
-              <w:t>**~50–400** *(brochures M1+; valla M3+)*</w:t>
+              <w:t>**~850–1.200** *(M3–6 pico)*</w:t>
             </w:r>
           </w:p>
         </w:tc>
@@ -951,7 +1013,7 @@
               <w:rPr>
                 <w:sz w:val="20"/>
               </w:rPr>
-              <w:t>**~350–550**</w:t>
+              <w:t>**~950–1.550**</w:t>
             </w:r>
           </w:p>
         </w:tc>
@@ -964,13 +1026,54 @@
               <w:rPr>
                 <w:sz w:val="20"/>
               </w:rPr>
-              <w:t>**~1.200**</w:t>
+              <w:t>**~2.000+**</w:t>
             </w:r>
           </w:p>
         </w:tc>
       </w:tr>
     </w:tbl>
     <w:p/>
+    <w:p>
+      <w:r>
+        <w:t xml:space="preserve">Lean concentra </w:t>
+      </w:r>
+      <w:r>
+        <w:rPr>
+          <w:b/>
+        </w:rPr>
+        <w:t>~9.800 USD</w:t>
+      </w:r>
+      <w:r>
+        <w:t xml:space="preserve"> en Meta año 1 + </w:t>
+      </w:r>
+      <w:r>
+        <w:rPr>
+          <w:b/>
+        </w:rPr>
+        <w:t>~3.500</w:t>
+      </w:r>
+      <w:r>
+        <w:t xml:space="preserve"> valla (M3–12) + </w:t>
+      </w:r>
+      <w:r>
+        <w:rPr>
+          <w:b/>
+        </w:rPr>
+        <w:t>~600</w:t>
+      </w:r>
+      <w:r>
+        <w:t xml:space="preserve"> material impreso — coherente con burn total </w:t>
+      </w:r>
+      <w:r>
+        <w:rPr>
+          <w:b/>
+        </w:rPr>
+        <w:t>~97.290</w:t>
+      </w:r>
+      <w:r>
+        <w:t xml:space="preserve"> operativo.</w:t>
+      </w:r>
+    </w:p>
     <w:p>
       <w:r>
         <w:t>────────────────────────────────────────</w:t>
@@ -981,7 +1084,7 @@
         <w:pStyle w:val="Heading1"/>
       </w:pPr>
       <w:r>
-        <w:t>Meta Ads — tiers Lean</w:t>
+        <w:t>Calendario mes a mes — Lean (post-Day-D)</w:t>
       </w:r>
     </w:p>
     <w:tbl>
@@ -991,14 +1094,18 @@
         <w:tblLook w:firstColumn="1" w:firstRow="1" w:lastColumn="0" w:lastRow="0" w:noHBand="0" w:noVBand="1" w:val="04A0"/>
       </w:tblPr>
       <w:tblGrid>
-        <w:gridCol w:w="2880"/>
-        <w:gridCol w:w="2880"/>
-        <w:gridCol w:w="2880"/>
+        <w:gridCol w:w="1234"/>
+        <w:gridCol w:w="1234"/>
+        <w:gridCol w:w="1234"/>
+        <w:gridCol w:w="1234"/>
+        <w:gridCol w:w="1234"/>
+        <w:gridCol w:w="1234"/>
+        <w:gridCol w:w="1234"/>
       </w:tblGrid>
       <w:tr>
         <w:tc>
           <w:tcPr>
-            <w:tcW w:type="dxa" w:w="2880"/>
+            <w:tcW w:type="dxa" w:w="1234"/>
             <w:shd w:fill="1E2A5A"/>
           </w:tcPr>
           <w:p>
@@ -1008,13 +1115,13 @@
                 <w:color w:val="FFFFFF"/>
                 <w:sz w:val="20"/>
               </w:rPr>
-              <w:t>Tramo</w:t>
-            </w:r>
-          </w:p>
-        </w:tc>
-        <w:tc>
-          <w:tcPr>
-            <w:tcW w:type="dxa" w:w="2880"/>
+              <w:t>Mes</w:t>
+            </w:r>
+          </w:p>
+        </w:tc>
+        <w:tc>
+          <w:tcPr>
+            <w:tcW w:type="dxa" w:w="1234"/>
             <w:shd w:fill="1E2A5A"/>
           </w:tcPr>
           <w:p>
@@ -1024,13 +1131,13 @@
                 <w:color w:val="FFFFFF"/>
                 <w:sz w:val="20"/>
               </w:rPr>
-              <w:t>USD/mes</w:t>
-            </w:r>
-          </w:p>
-        </w:tc>
-        <w:tc>
-          <w:tcPr>
-            <w:tcW w:type="dxa" w:w="2880"/>
+              <w:t>Meta Ads</w:t>
+            </w:r>
+          </w:p>
+        </w:tc>
+        <w:tc>
+          <w:tcPr>
+            <w:tcW w:type="dxa" w:w="1234"/>
             <w:shd w:fill="1E2A5A"/>
           </w:tcPr>
           <w:p>
@@ -1040,7 +1147,71 @@
                 <w:color w:val="FFFFFF"/>
                 <w:sz w:val="20"/>
               </w:rPr>
-              <w:t>Objetivo</w:t>
+              <w:t>Valla</w:t>
+            </w:r>
+          </w:p>
+        </w:tc>
+        <w:tc>
+          <w:tcPr>
+            <w:tcW w:type="dxa" w:w="1234"/>
+            <w:shd w:fill="1E2A5A"/>
+          </w:tcPr>
+          <w:p>
+            <w:r>
+              <w:rPr>
+                <w:b/>
+                <w:color w:val="FFFFFF"/>
+                <w:sz w:val="20"/>
+              </w:rPr>
+              <w:t>Flyers/B2B</w:t>
+            </w:r>
+          </w:p>
+        </w:tc>
+        <w:tc>
+          <w:tcPr>
+            <w:tcW w:type="dxa" w:w="1234"/>
+            <w:shd w:fill="1E2A5A"/>
+          </w:tcPr>
+          <w:p>
+            <w:r>
+              <w:rPr>
+                <w:b/>
+                <w:color w:val="FFFFFF"/>
+                <w:sz w:val="20"/>
+              </w:rPr>
+              <w:t>Total marketing ref.</w:t>
+            </w:r>
+          </w:p>
+        </w:tc>
+        <w:tc>
+          <w:tcPr>
+            <w:tcW w:type="dxa" w:w="1234"/>
+            <w:shd w:fill="1E2A5A"/>
+          </w:tcPr>
+          <w:p>
+            <w:r>
+              <w:rPr>
+                <w:b/>
+                <w:color w:val="FFFFFF"/>
+                <w:sz w:val="20"/>
+              </w:rPr>
+              <w:t>Activas oferta</w:t>
+            </w:r>
+          </w:p>
+        </w:tc>
+        <w:tc>
+          <w:tcPr>
+            <w:tcW w:type="dxa" w:w="1234"/>
+            <w:shd w:fill="1E2A5A"/>
+          </w:tcPr>
+          <w:p>
+            <w:r>
+              <w:rPr>
+                <w:b/>
+                <w:color w:val="FFFFFF"/>
+                <w:sz w:val="20"/>
+              </w:rPr>
+              <w:t>Notas</w:t>
             </w:r>
           </w:p>
         </w:tc>
@@ -1048,40 +1219,92 @@
       <w:tr>
         <w:tc>
           <w:tcPr>
-            <w:tcW w:type="dxa" w:w="2880"/>
-          </w:tcPr>
-          <w:p>
-            <w:r>
-              <w:rPr>
-                <w:sz w:val="20"/>
-              </w:rPr>
-              <w:t>**Meses 1–6**</w:t>
-            </w:r>
-          </w:p>
-        </w:tc>
-        <w:tc>
-          <w:tcPr>
-            <w:tcW w:type="dxa" w:w="2880"/>
-          </w:tcPr>
-          <w:p>
-            <w:r>
-              <w:rPr>
-                <w:sz w:val="20"/>
-              </w:rPr>
-              <w:t>**800**</w:t>
-            </w:r>
-          </w:p>
-        </w:tc>
-        <w:tc>
-          <w:tcPr>
-            <w:tcW w:type="dxa" w:w="2880"/>
-          </w:tcPr>
-          <w:p>
-            <w:r>
-              <w:rPr>
-                <w:sz w:val="20"/>
-              </w:rPr>
-              <w:t>Instalaciones, primer pedido, aprendizaje creativos</w:t>
+            <w:tcW w:type="dxa" w:w="1234"/>
+          </w:tcPr>
+          <w:p>
+            <w:r>
+              <w:rPr>
+                <w:sz w:val="20"/>
+              </w:rPr>
+              <w:t>**M1**</w:t>
+            </w:r>
+          </w:p>
+        </w:tc>
+        <w:tc>
+          <w:tcPr>
+            <w:tcW w:type="dxa" w:w="1234"/>
+          </w:tcPr>
+          <w:p>
+            <w:r>
+              <w:rPr>
+                <w:sz w:val="20"/>
+              </w:rPr>
+              <w:t>800</w:t>
+            </w:r>
+          </w:p>
+        </w:tc>
+        <w:tc>
+          <w:tcPr>
+            <w:tcW w:type="dxa" w:w="1234"/>
+          </w:tcPr>
+          <w:p>
+            <w:r>
+              <w:rPr>
+                <w:sz w:val="20"/>
+              </w:rPr>
+              <w:t>0</w:t>
+            </w:r>
+          </w:p>
+        </w:tc>
+        <w:tc>
+          <w:tcPr>
+            <w:tcW w:type="dxa" w:w="1234"/>
+          </w:tcPr>
+          <w:p>
+            <w:r>
+              <w:rPr>
+                <w:sz w:val="20"/>
+              </w:rPr>
+              <w:t>50</w:t>
+            </w:r>
+          </w:p>
+        </w:tc>
+        <w:tc>
+          <w:tcPr>
+            <w:tcW w:type="dxa" w:w="1234"/>
+          </w:tcPr>
+          <w:p>
+            <w:r>
+              <w:rPr>
+                <w:sz w:val="20"/>
+              </w:rPr>
+              <w:t>**850**</w:t>
+            </w:r>
+          </w:p>
+        </w:tc>
+        <w:tc>
+          <w:tcPr>
+            <w:tcW w:type="dxa" w:w="1234"/>
+          </w:tcPr>
+          <w:p>
+            <w:r>
+              <w:rPr>
+                <w:sz w:val="20"/>
+              </w:rPr>
+              <w:t>~40</w:t>
+            </w:r>
+          </w:p>
+        </w:tc>
+        <w:tc>
+          <w:tcPr>
+            <w:tcW w:type="dxa" w:w="1234"/>
+          </w:tcPr>
+          <w:p>
+            <w:r>
+              <w:rPr>
+                <w:sz w:val="20"/>
+              </w:rPr>
+              <w:t>Solo digital + brochures Sales</w:t>
             </w:r>
           </w:p>
         </w:tc>
@@ -1089,20 +1312,483 @@
       <w:tr>
         <w:tc>
           <w:tcPr>
-            <w:tcW w:type="dxa" w:w="2880"/>
-          </w:tcPr>
-          <w:p>
-            <w:r>
-              <w:rPr>
-                <w:sz w:val="20"/>
-              </w:rPr>
-              <w:t>**Meses 7–12**</w:t>
-            </w:r>
-          </w:p>
-        </w:tc>
-        <w:tc>
-          <w:tcPr>
-            <w:tcW w:type="dxa" w:w="2880"/>
+            <w:tcW w:type="dxa" w:w="1234"/>
+          </w:tcPr>
+          <w:p>
+            <w:r>
+              <w:rPr>
+                <w:sz w:val="20"/>
+              </w:rPr>
+              <w:t>**M2**</w:t>
+            </w:r>
+          </w:p>
+        </w:tc>
+        <w:tc>
+          <w:tcPr>
+            <w:tcW w:type="dxa" w:w="1234"/>
+          </w:tcPr>
+          <w:p>
+            <w:r>
+              <w:rPr>
+                <w:sz w:val="20"/>
+              </w:rPr>
+              <w:t>800</w:t>
+            </w:r>
+          </w:p>
+        </w:tc>
+        <w:tc>
+          <w:tcPr>
+            <w:tcW w:type="dxa" w:w="1234"/>
+          </w:tcPr>
+          <w:p>
+            <w:r>
+              <w:rPr>
+                <w:sz w:val="20"/>
+              </w:rPr>
+              <w:t>0</w:t>
+            </w:r>
+          </w:p>
+        </w:tc>
+        <w:tc>
+          <w:tcPr>
+            <w:tcW w:type="dxa" w:w="1234"/>
+          </w:tcPr>
+          <w:p>
+            <w:r>
+              <w:rPr>
+                <w:sz w:val="20"/>
+              </w:rPr>
+              <w:t>50</w:t>
+            </w:r>
+          </w:p>
+        </w:tc>
+        <w:tc>
+          <w:tcPr>
+            <w:tcW w:type="dxa" w:w="1234"/>
+          </w:tcPr>
+          <w:p>
+            <w:r>
+              <w:rPr>
+                <w:sz w:val="20"/>
+              </w:rPr>
+              <w:t>**850**</w:t>
+            </w:r>
+          </w:p>
+        </w:tc>
+        <w:tc>
+          <w:tcPr>
+            <w:tcW w:type="dxa" w:w="1234"/>
+          </w:tcPr>
+          <w:p>
+            <w:r>
+              <w:rPr>
+                <w:sz w:val="20"/>
+              </w:rPr>
+              <w:t>~51</w:t>
+            </w:r>
+          </w:p>
+        </w:tc>
+        <w:tc>
+          <w:tcPr>
+            <w:tcW w:type="dxa" w:w="1234"/>
+          </w:tcPr>
+          <w:p>
+            <w:r>
+              <w:rPr>
+                <w:sz w:val="20"/>
+              </w:rPr>
+              <w:t>Aprendizaje creativos</w:t>
+            </w:r>
+          </w:p>
+        </w:tc>
+      </w:tr>
+      <w:tr>
+        <w:tc>
+          <w:tcPr>
+            <w:tcW w:type="dxa" w:w="1234"/>
+          </w:tcPr>
+          <w:p>
+            <w:r>
+              <w:rPr>
+                <w:sz w:val="20"/>
+              </w:rPr>
+              <w:t>**M3**</w:t>
+            </w:r>
+          </w:p>
+        </w:tc>
+        <w:tc>
+          <w:tcPr>
+            <w:tcW w:type="dxa" w:w="1234"/>
+          </w:tcPr>
+          <w:p>
+            <w:r>
+              <w:rPr>
+                <w:sz w:val="20"/>
+              </w:rPr>
+              <w:t>800</w:t>
+            </w:r>
+          </w:p>
+        </w:tc>
+        <w:tc>
+          <w:tcPr>
+            <w:tcW w:type="dxa" w:w="1234"/>
+          </w:tcPr>
+          <w:p>
+            <w:r>
+              <w:rPr>
+                <w:sz w:val="20"/>
+              </w:rPr>
+              <w:t>**350**</w:t>
+            </w:r>
+          </w:p>
+        </w:tc>
+        <w:tc>
+          <w:tcPr>
+            <w:tcW w:type="dxa" w:w="1234"/>
+          </w:tcPr>
+          <w:p>
+            <w:r>
+              <w:rPr>
+                <w:sz w:val="20"/>
+              </w:rPr>
+              <w:t>50</w:t>
+            </w:r>
+          </w:p>
+        </w:tc>
+        <w:tc>
+          <w:tcPr>
+            <w:tcW w:type="dxa" w:w="1234"/>
+          </w:tcPr>
+          <w:p>
+            <w:r>
+              <w:rPr>
+                <w:sz w:val="20"/>
+              </w:rPr>
+              <w:t>**1.200**</w:t>
+            </w:r>
+          </w:p>
+        </w:tc>
+        <w:tc>
+          <w:tcPr>
+            <w:tcW w:type="dxa" w:w="1234"/>
+          </w:tcPr>
+          <w:p>
+            <w:r>
+              <w:rPr>
+                <w:sz w:val="20"/>
+              </w:rPr>
+              <w:t>~62</w:t>
+            </w:r>
+          </w:p>
+        </w:tc>
+        <w:tc>
+          <w:tcPr>
+            <w:tcW w:type="dxa" w:w="1234"/>
+          </w:tcPr>
+          <w:p>
+            <w:r>
+              <w:rPr>
+                <w:sz w:val="20"/>
+              </w:rPr>
+              <w:t>Activa valla; pico spend</w:t>
+            </w:r>
+          </w:p>
+        </w:tc>
+      </w:tr>
+      <w:tr>
+        <w:tc>
+          <w:tcPr>
+            <w:tcW w:type="dxa" w:w="1234"/>
+          </w:tcPr>
+          <w:p>
+            <w:r>
+              <w:rPr>
+                <w:sz w:val="20"/>
+              </w:rPr>
+              <w:t>**M4**</w:t>
+            </w:r>
+          </w:p>
+        </w:tc>
+        <w:tc>
+          <w:tcPr>
+            <w:tcW w:type="dxa" w:w="1234"/>
+          </w:tcPr>
+          <w:p>
+            <w:r>
+              <w:rPr>
+                <w:sz w:val="20"/>
+              </w:rPr>
+              <w:t>800</w:t>
+            </w:r>
+          </w:p>
+        </w:tc>
+        <w:tc>
+          <w:tcPr>
+            <w:tcW w:type="dxa" w:w="1234"/>
+          </w:tcPr>
+          <w:p>
+            <w:r>
+              <w:rPr>
+                <w:sz w:val="20"/>
+              </w:rPr>
+              <w:t>350</w:t>
+            </w:r>
+          </w:p>
+        </w:tc>
+        <w:tc>
+          <w:tcPr>
+            <w:tcW w:type="dxa" w:w="1234"/>
+          </w:tcPr>
+          <w:p>
+            <w:r>
+              <w:rPr>
+                <w:sz w:val="20"/>
+              </w:rPr>
+              <w:t>50</w:t>
+            </w:r>
+          </w:p>
+        </w:tc>
+        <w:tc>
+          <w:tcPr>
+            <w:tcW w:type="dxa" w:w="1234"/>
+          </w:tcPr>
+          <w:p>
+            <w:r>
+              <w:rPr>
+                <w:sz w:val="20"/>
+              </w:rPr>
+              <w:t>**1.200**</w:t>
+            </w:r>
+          </w:p>
+        </w:tc>
+        <w:tc>
+          <w:tcPr>
+            <w:tcW w:type="dxa" w:w="1234"/>
+          </w:tcPr>
+          <w:p>
+            <w:r>
+              <w:rPr>
+                <w:sz w:val="20"/>
+              </w:rPr>
+              <w:t>~74</w:t>
+            </w:r>
+          </w:p>
+        </w:tc>
+        <w:tc>
+          <w:tcPr>
+            <w:tcW w:type="dxa" w:w="1234"/>
+          </w:tcPr>
+          <w:p>
+            <w:r>
+              <w:rPr>
+                <w:sz w:val="20"/>
+              </w:rPr>
+            </w:r>
+          </w:p>
+        </w:tc>
+      </w:tr>
+      <w:tr>
+        <w:tc>
+          <w:tcPr>
+            <w:tcW w:type="dxa" w:w="1234"/>
+          </w:tcPr>
+          <w:p>
+            <w:r>
+              <w:rPr>
+                <w:sz w:val="20"/>
+              </w:rPr>
+              <w:t>**M5**</w:t>
+            </w:r>
+          </w:p>
+        </w:tc>
+        <w:tc>
+          <w:tcPr>
+            <w:tcW w:type="dxa" w:w="1234"/>
+          </w:tcPr>
+          <w:p>
+            <w:r>
+              <w:rPr>
+                <w:sz w:val="20"/>
+              </w:rPr>
+              <w:t>800</w:t>
+            </w:r>
+          </w:p>
+        </w:tc>
+        <w:tc>
+          <w:tcPr>
+            <w:tcW w:type="dxa" w:w="1234"/>
+          </w:tcPr>
+          <w:p>
+            <w:r>
+              <w:rPr>
+                <w:sz w:val="20"/>
+              </w:rPr>
+              <w:t>350</w:t>
+            </w:r>
+          </w:p>
+        </w:tc>
+        <w:tc>
+          <w:tcPr>
+            <w:tcW w:type="dxa" w:w="1234"/>
+          </w:tcPr>
+          <w:p>
+            <w:r>
+              <w:rPr>
+                <w:sz w:val="20"/>
+              </w:rPr>
+              <w:t>50</w:t>
+            </w:r>
+          </w:p>
+        </w:tc>
+        <w:tc>
+          <w:tcPr>
+            <w:tcW w:type="dxa" w:w="1234"/>
+          </w:tcPr>
+          <w:p>
+            <w:r>
+              <w:rPr>
+                <w:sz w:val="20"/>
+              </w:rPr>
+              <w:t>**1.200**</w:t>
+            </w:r>
+          </w:p>
+        </w:tc>
+        <w:tc>
+          <w:tcPr>
+            <w:tcW w:type="dxa" w:w="1234"/>
+          </w:tcPr>
+          <w:p>
+            <w:r>
+              <w:rPr>
+                <w:sz w:val="20"/>
+              </w:rPr>
+              <w:t>~85</w:t>
+            </w:r>
+          </w:p>
+        </w:tc>
+        <w:tc>
+          <w:tcPr>
+            <w:tcW w:type="dxa" w:w="1234"/>
+          </w:tcPr>
+          <w:p>
+            <w:r>
+              <w:rPr>
+                <w:sz w:val="20"/>
+              </w:rPr>
+            </w:r>
+          </w:p>
+        </w:tc>
+      </w:tr>
+      <w:tr>
+        <w:tc>
+          <w:tcPr>
+            <w:tcW w:type="dxa" w:w="1234"/>
+          </w:tcPr>
+          <w:p>
+            <w:r>
+              <w:rPr>
+                <w:sz w:val="20"/>
+              </w:rPr>
+              <w:t>**M6**</w:t>
+            </w:r>
+          </w:p>
+        </w:tc>
+        <w:tc>
+          <w:tcPr>
+            <w:tcW w:type="dxa" w:w="1234"/>
+          </w:tcPr>
+          <w:p>
+            <w:r>
+              <w:rPr>
+                <w:sz w:val="20"/>
+              </w:rPr>
+              <w:t>800</w:t>
+            </w:r>
+          </w:p>
+        </w:tc>
+        <w:tc>
+          <w:tcPr>
+            <w:tcW w:type="dxa" w:w="1234"/>
+          </w:tcPr>
+          <w:p>
+            <w:r>
+              <w:rPr>
+                <w:sz w:val="20"/>
+              </w:rPr>
+              <w:t>350</w:t>
+            </w:r>
+          </w:p>
+        </w:tc>
+        <w:tc>
+          <w:tcPr>
+            <w:tcW w:type="dxa" w:w="1234"/>
+          </w:tcPr>
+          <w:p>
+            <w:r>
+              <w:rPr>
+                <w:sz w:val="20"/>
+              </w:rPr>
+              <w:t>50</w:t>
+            </w:r>
+          </w:p>
+        </w:tc>
+        <w:tc>
+          <w:tcPr>
+            <w:tcW w:type="dxa" w:w="1234"/>
+          </w:tcPr>
+          <w:p>
+            <w:r>
+              <w:rPr>
+                <w:sz w:val="20"/>
+              </w:rPr>
+              <w:t>**1.200**</w:t>
+            </w:r>
+          </w:p>
+        </w:tc>
+        <w:tc>
+          <w:tcPr>
+            <w:tcW w:type="dxa" w:w="1234"/>
+          </w:tcPr>
+          <w:p>
+            <w:r>
+              <w:rPr>
+                <w:sz w:val="20"/>
+              </w:rPr>
+              <w:t>~97</w:t>
+            </w:r>
+          </w:p>
+        </w:tc>
+        <w:tc>
+          <w:tcPr>
+            <w:tcW w:type="dxa" w:w="1234"/>
+          </w:tcPr>
+          <w:p>
+            <w:r>
+              <w:rPr>
+                <w:sz w:val="20"/>
+              </w:rPr>
+              <w:t>DoD piloto</w:t>
+            </w:r>
+          </w:p>
+        </w:tc>
+      </w:tr>
+      <w:tr>
+        <w:tc>
+          <w:tcPr>
+            <w:tcW w:type="dxa" w:w="1234"/>
+          </w:tcPr>
+          <w:p>
+            <w:r>
+              <w:rPr>
+                <w:sz w:val="20"/>
+              </w:rPr>
+              <w:t>**M7**</w:t>
+            </w:r>
+          </w:p>
+        </w:tc>
+        <w:tc>
+          <w:tcPr>
+            <w:tcW w:type="dxa" w:w="1234"/>
           </w:tcPr>
           <w:p>
             <w:r>
@@ -1115,14 +1801,527 @@
         </w:tc>
         <w:tc>
           <w:tcPr>
-            <w:tcW w:type="dxa" w:w="2880"/>
-          </w:tcPr>
-          <w:p>
-            <w:r>
-              <w:rPr>
-                <w:sz w:val="20"/>
-              </w:rPr>
-              <w:t>Eficiencia con base de farmacias activa</w:t>
+            <w:tcW w:type="dxa" w:w="1234"/>
+          </w:tcPr>
+          <w:p>
+            <w:r>
+              <w:rPr>
+                <w:sz w:val="20"/>
+              </w:rPr>
+              <w:t>350</w:t>
+            </w:r>
+          </w:p>
+        </w:tc>
+        <w:tc>
+          <w:tcPr>
+            <w:tcW w:type="dxa" w:w="1234"/>
+          </w:tcPr>
+          <w:p>
+            <w:r>
+              <w:rPr>
+                <w:sz w:val="20"/>
+              </w:rPr>
+              <w:t>50</w:t>
+            </w:r>
+          </w:p>
+        </w:tc>
+        <w:tc>
+          <w:tcPr>
+            <w:tcW w:type="dxa" w:w="1234"/>
+          </w:tcPr>
+          <w:p>
+            <w:r>
+              <w:rPr>
+                <w:sz w:val="20"/>
+              </w:rPr>
+              <w:t>**900**</w:t>
+            </w:r>
+          </w:p>
+        </w:tc>
+        <w:tc>
+          <w:tcPr>
+            <w:tcW w:type="dxa" w:w="1234"/>
+          </w:tcPr>
+          <w:p>
+            <w:r>
+              <w:rPr>
+                <w:sz w:val="20"/>
+              </w:rPr>
+              <w:t>~108</w:t>
+            </w:r>
+          </w:p>
+        </w:tc>
+        <w:tc>
+          <w:tcPr>
+            <w:tcW w:type="dxa" w:w="1234"/>
+          </w:tcPr>
+          <w:p>
+            <w:r>
+              <w:rPr>
+                <w:sz w:val="20"/>
+              </w:rPr>
+              <w:t>Eficiencia digital</w:t>
+            </w:r>
+          </w:p>
+        </w:tc>
+      </w:tr>
+      <w:tr>
+        <w:tc>
+          <w:tcPr>
+            <w:tcW w:type="dxa" w:w="1234"/>
+          </w:tcPr>
+          <w:p>
+            <w:r>
+              <w:rPr>
+                <w:sz w:val="20"/>
+              </w:rPr>
+              <w:t>**M8**</w:t>
+            </w:r>
+          </w:p>
+        </w:tc>
+        <w:tc>
+          <w:tcPr>
+            <w:tcW w:type="dxa" w:w="1234"/>
+          </w:tcPr>
+          <w:p>
+            <w:r>
+              <w:rPr>
+                <w:sz w:val="20"/>
+              </w:rPr>
+              <w:t>500</w:t>
+            </w:r>
+          </w:p>
+        </w:tc>
+        <w:tc>
+          <w:tcPr>
+            <w:tcW w:type="dxa" w:w="1234"/>
+          </w:tcPr>
+          <w:p>
+            <w:r>
+              <w:rPr>
+                <w:sz w:val="20"/>
+              </w:rPr>
+              <w:t>350</w:t>
+            </w:r>
+          </w:p>
+        </w:tc>
+        <w:tc>
+          <w:tcPr>
+            <w:tcW w:type="dxa" w:w="1234"/>
+          </w:tcPr>
+          <w:p>
+            <w:r>
+              <w:rPr>
+                <w:sz w:val="20"/>
+              </w:rPr>
+              <w:t>50</w:t>
+            </w:r>
+          </w:p>
+        </w:tc>
+        <w:tc>
+          <w:tcPr>
+            <w:tcW w:type="dxa" w:w="1234"/>
+          </w:tcPr>
+          <w:p>
+            <w:r>
+              <w:rPr>
+                <w:sz w:val="20"/>
+              </w:rPr>
+              <w:t>**900**</w:t>
+            </w:r>
+          </w:p>
+        </w:tc>
+        <w:tc>
+          <w:tcPr>
+            <w:tcW w:type="dxa" w:w="1234"/>
+          </w:tcPr>
+          <w:p>
+            <w:r>
+              <w:rPr>
+                <w:sz w:val="20"/>
+              </w:rPr>
+              <w:t>~119</w:t>
+            </w:r>
+          </w:p>
+        </w:tc>
+        <w:tc>
+          <w:tcPr>
+            <w:tcW w:type="dxa" w:w="1234"/>
+          </w:tcPr>
+          <w:p>
+            <w:r>
+              <w:rPr>
+                <w:sz w:val="20"/>
+              </w:rPr>
+            </w:r>
+          </w:p>
+        </w:tc>
+      </w:tr>
+      <w:tr>
+        <w:tc>
+          <w:tcPr>
+            <w:tcW w:type="dxa" w:w="1234"/>
+          </w:tcPr>
+          <w:p>
+            <w:r>
+              <w:rPr>
+                <w:sz w:val="20"/>
+              </w:rPr>
+              <w:t>**M9**</w:t>
+            </w:r>
+          </w:p>
+        </w:tc>
+        <w:tc>
+          <w:tcPr>
+            <w:tcW w:type="dxa" w:w="1234"/>
+          </w:tcPr>
+          <w:p>
+            <w:r>
+              <w:rPr>
+                <w:sz w:val="20"/>
+              </w:rPr>
+              <w:t>500</w:t>
+            </w:r>
+          </w:p>
+        </w:tc>
+        <w:tc>
+          <w:tcPr>
+            <w:tcW w:type="dxa" w:w="1234"/>
+          </w:tcPr>
+          <w:p>
+            <w:r>
+              <w:rPr>
+                <w:sz w:val="20"/>
+              </w:rPr>
+              <w:t>350</w:t>
+            </w:r>
+          </w:p>
+        </w:tc>
+        <w:tc>
+          <w:tcPr>
+            <w:tcW w:type="dxa" w:w="1234"/>
+          </w:tcPr>
+          <w:p>
+            <w:r>
+              <w:rPr>
+                <w:sz w:val="20"/>
+              </w:rPr>
+              <w:t>50</w:t>
+            </w:r>
+          </w:p>
+        </w:tc>
+        <w:tc>
+          <w:tcPr>
+            <w:tcW w:type="dxa" w:w="1234"/>
+          </w:tcPr>
+          <w:p>
+            <w:r>
+              <w:rPr>
+                <w:sz w:val="20"/>
+              </w:rPr>
+              <w:t>**900**</w:t>
+            </w:r>
+          </w:p>
+        </w:tc>
+        <w:tc>
+          <w:tcPr>
+            <w:tcW w:type="dxa" w:w="1234"/>
+          </w:tcPr>
+          <w:p>
+            <w:r>
+              <w:rPr>
+                <w:sz w:val="20"/>
+              </w:rPr>
+              <w:t>~130</w:t>
+            </w:r>
+          </w:p>
+        </w:tc>
+        <w:tc>
+          <w:tcPr>
+            <w:tcW w:type="dxa" w:w="1234"/>
+          </w:tcPr>
+          <w:p>
+            <w:r>
+              <w:rPr>
+                <w:sz w:val="20"/>
+              </w:rPr>
+            </w:r>
+          </w:p>
+        </w:tc>
+      </w:tr>
+      <w:tr>
+        <w:tc>
+          <w:tcPr>
+            <w:tcW w:type="dxa" w:w="1234"/>
+          </w:tcPr>
+          <w:p>
+            <w:r>
+              <w:rPr>
+                <w:sz w:val="20"/>
+              </w:rPr>
+              <w:t>**M10**</w:t>
+            </w:r>
+          </w:p>
+        </w:tc>
+        <w:tc>
+          <w:tcPr>
+            <w:tcW w:type="dxa" w:w="1234"/>
+          </w:tcPr>
+          <w:p>
+            <w:r>
+              <w:rPr>
+                <w:sz w:val="20"/>
+              </w:rPr>
+              <w:t>500</w:t>
+            </w:r>
+          </w:p>
+        </w:tc>
+        <w:tc>
+          <w:tcPr>
+            <w:tcW w:type="dxa" w:w="1234"/>
+          </w:tcPr>
+          <w:p>
+            <w:r>
+              <w:rPr>
+                <w:sz w:val="20"/>
+              </w:rPr>
+              <w:t>350</w:t>
+            </w:r>
+          </w:p>
+        </w:tc>
+        <w:tc>
+          <w:tcPr>
+            <w:tcW w:type="dxa" w:w="1234"/>
+          </w:tcPr>
+          <w:p>
+            <w:r>
+              <w:rPr>
+                <w:sz w:val="20"/>
+              </w:rPr>
+              <w:t>50</w:t>
+            </w:r>
+          </w:p>
+        </w:tc>
+        <w:tc>
+          <w:tcPr>
+            <w:tcW w:type="dxa" w:w="1234"/>
+          </w:tcPr>
+          <w:p>
+            <w:r>
+              <w:rPr>
+                <w:sz w:val="20"/>
+              </w:rPr>
+              <w:t>**900**</w:t>
+            </w:r>
+          </w:p>
+        </w:tc>
+        <w:tc>
+          <w:tcPr>
+            <w:tcW w:type="dxa" w:w="1234"/>
+          </w:tcPr>
+          <w:p>
+            <w:r>
+              <w:rPr>
+                <w:sz w:val="20"/>
+              </w:rPr>
+              <w:t>~141</w:t>
+            </w:r>
+          </w:p>
+        </w:tc>
+        <w:tc>
+          <w:tcPr>
+            <w:tcW w:type="dxa" w:w="1234"/>
+          </w:tcPr>
+          <w:p>
+            <w:r>
+              <w:rPr>
+                <w:sz w:val="20"/>
+              </w:rPr>
+            </w:r>
+          </w:p>
+        </w:tc>
+      </w:tr>
+      <w:tr>
+        <w:tc>
+          <w:tcPr>
+            <w:tcW w:type="dxa" w:w="1234"/>
+          </w:tcPr>
+          <w:p>
+            <w:r>
+              <w:rPr>
+                <w:sz w:val="20"/>
+              </w:rPr>
+              <w:t>**M11**</w:t>
+            </w:r>
+          </w:p>
+        </w:tc>
+        <w:tc>
+          <w:tcPr>
+            <w:tcW w:type="dxa" w:w="1234"/>
+          </w:tcPr>
+          <w:p>
+            <w:r>
+              <w:rPr>
+                <w:sz w:val="20"/>
+              </w:rPr>
+              <w:t>500</w:t>
+            </w:r>
+          </w:p>
+        </w:tc>
+        <w:tc>
+          <w:tcPr>
+            <w:tcW w:type="dxa" w:w="1234"/>
+          </w:tcPr>
+          <w:p>
+            <w:r>
+              <w:rPr>
+                <w:sz w:val="20"/>
+              </w:rPr>
+              <w:t>350</w:t>
+            </w:r>
+          </w:p>
+        </w:tc>
+        <w:tc>
+          <w:tcPr>
+            <w:tcW w:type="dxa" w:w="1234"/>
+          </w:tcPr>
+          <w:p>
+            <w:r>
+              <w:rPr>
+                <w:sz w:val="20"/>
+              </w:rPr>
+              <w:t>50</w:t>
+            </w:r>
+          </w:p>
+        </w:tc>
+        <w:tc>
+          <w:tcPr>
+            <w:tcW w:type="dxa" w:w="1234"/>
+          </w:tcPr>
+          <w:p>
+            <w:r>
+              <w:rPr>
+                <w:sz w:val="20"/>
+              </w:rPr>
+              <w:t>**900**</w:t>
+            </w:r>
+          </w:p>
+        </w:tc>
+        <w:tc>
+          <w:tcPr>
+            <w:tcW w:type="dxa" w:w="1234"/>
+          </w:tcPr>
+          <w:p>
+            <w:r>
+              <w:rPr>
+                <w:sz w:val="20"/>
+              </w:rPr>
+              <w:t>~151</w:t>
+            </w:r>
+          </w:p>
+        </w:tc>
+        <w:tc>
+          <w:tcPr>
+            <w:tcW w:type="dxa" w:w="1234"/>
+          </w:tcPr>
+          <w:p>
+            <w:r>
+              <w:rPr>
+                <w:sz w:val="20"/>
+              </w:rPr>
+            </w:r>
+          </w:p>
+        </w:tc>
+      </w:tr>
+      <w:tr>
+        <w:tc>
+          <w:tcPr>
+            <w:tcW w:type="dxa" w:w="1234"/>
+          </w:tcPr>
+          <w:p>
+            <w:r>
+              <w:rPr>
+                <w:sz w:val="20"/>
+              </w:rPr>
+              <w:t>**M12**</w:t>
+            </w:r>
+          </w:p>
+        </w:tc>
+        <w:tc>
+          <w:tcPr>
+            <w:tcW w:type="dxa" w:w="1234"/>
+          </w:tcPr>
+          <w:p>
+            <w:r>
+              <w:rPr>
+                <w:sz w:val="20"/>
+              </w:rPr>
+              <w:t>500</w:t>
+            </w:r>
+          </w:p>
+        </w:tc>
+        <w:tc>
+          <w:tcPr>
+            <w:tcW w:type="dxa" w:w="1234"/>
+          </w:tcPr>
+          <w:p>
+            <w:r>
+              <w:rPr>
+                <w:sz w:val="20"/>
+              </w:rPr>
+              <w:t>350</w:t>
+            </w:r>
+          </w:p>
+        </w:tc>
+        <w:tc>
+          <w:tcPr>
+            <w:tcW w:type="dxa" w:w="1234"/>
+          </w:tcPr>
+          <w:p>
+            <w:r>
+              <w:rPr>
+                <w:sz w:val="20"/>
+              </w:rPr>
+              <w:t>50</w:t>
+            </w:r>
+          </w:p>
+        </w:tc>
+        <w:tc>
+          <w:tcPr>
+            <w:tcW w:type="dxa" w:w="1234"/>
+          </w:tcPr>
+          <w:p>
+            <w:r>
+              <w:rPr>
+                <w:sz w:val="20"/>
+              </w:rPr>
+              <w:t>**900**</w:t>
+            </w:r>
+          </w:p>
+        </w:tc>
+        <w:tc>
+          <w:tcPr>
+            <w:tcW w:type="dxa" w:w="1234"/>
+          </w:tcPr>
+          <w:p>
+            <w:r>
+              <w:rPr>
+                <w:sz w:val="20"/>
+              </w:rPr>
+              <w:t>~159</w:t>
+            </w:r>
+          </w:p>
+        </w:tc>
+        <w:tc>
+          <w:tcPr>
+            <w:tcW w:type="dxa" w:w="1234"/>
+          </w:tcPr>
+          <w:p>
+            <w:r>
+              <w:rPr>
+                <w:sz w:val="20"/>
+              </w:rPr>
+              <w:t>Cierre año 1</w:t>
             </w:r>
           </w:p>
         </w:tc>
@@ -1130,19 +2329,393 @@
     </w:tbl>
     <w:p/>
     <w:p>
+      <w:r/>
       <w:r>
-        <w:t xml:space="preserve">Escenarios Base y Growth mantienen </w:t>
+        <w:rPr>
+          <w:b/>
+        </w:rPr>
+        <w:t>Fase 0 (T+0–T+90):</w:t>
+      </w:r>
+      <w:r>
+        <w:t xml:space="preserve"> Meta en modo test (gasto mínimo píxel/creativos); brochures y tarjetas </w:t>
       </w:r>
       <w:r>
         <w:rPr>
           <w:b/>
         </w:rPr>
-        <w:t>800/mes</w:t>
+        <w:t>~150 USD</w:t>
       </w:r>
       <w:r>
-        <w:t xml:space="preserve"> todo el año según presupuesto de referencia.</w:t>
+        <w:t xml:space="preserve"> one-shot; valla en producción T+30–50, activación típica M3 post-Day-D.</w:t>
       </w:r>
     </w:p>
+    <w:p>
+      <w:r>
+        <w:t>────────────────────────────────────────</w:t>
+      </w:r>
+    </w:p>
+    <w:p>
+      <w:pPr>
+        <w:pStyle w:val="Heading1"/>
+      </w:pPr>
+      <w:r>
+        <w:t>Meta Ads — tiers y sensibilidad CPL</w:t>
+      </w:r>
+    </w:p>
+    <w:tbl>
+      <w:tblPr>
+        <w:tblStyle w:val="TableGrid"/>
+        <w:tblW w:type="auto" w:w="0"/>
+        <w:tblLook w:firstColumn="1" w:firstRow="1" w:lastColumn="0" w:lastRow="0" w:noHBand="0" w:noVBand="1" w:val="04A0"/>
+      </w:tblPr>
+      <w:tblGrid>
+        <w:gridCol w:w="2160"/>
+        <w:gridCol w:w="2160"/>
+        <w:gridCol w:w="2160"/>
+        <w:gridCol w:w="2160"/>
+      </w:tblGrid>
+      <w:tr>
+        <w:tc>
+          <w:tcPr>
+            <w:tcW w:type="dxa" w:w="2160"/>
+            <w:shd w:fill="1E2A5A"/>
+          </w:tcPr>
+          <w:p>
+            <w:r>
+              <w:rPr>
+                <w:b/>
+                <w:color w:val="FFFFFF"/>
+                <w:sz w:val="20"/>
+              </w:rPr>
+              <w:t>Tramo</w:t>
+            </w:r>
+          </w:p>
+        </w:tc>
+        <w:tc>
+          <w:tcPr>
+            <w:tcW w:type="dxa" w:w="2160"/>
+            <w:shd w:fill="1E2A5A"/>
+          </w:tcPr>
+          <w:p>
+            <w:r>
+              <w:rPr>
+                <w:b/>
+                <w:color w:val="FFFFFF"/>
+                <w:sz w:val="20"/>
+              </w:rPr>
+              <w:t>USD/mes</w:t>
+            </w:r>
+          </w:p>
+        </w:tc>
+        <w:tc>
+          <w:tcPr>
+            <w:tcW w:type="dxa" w:w="2160"/>
+            <w:shd w:fill="1E2A5A"/>
+          </w:tcPr>
+          <w:p>
+            <w:r>
+              <w:rPr>
+                <w:b/>
+                <w:color w:val="FFFFFF"/>
+                <w:sz w:val="20"/>
+              </w:rPr>
+              <w:t>Objetivo</w:t>
+            </w:r>
+          </w:p>
+        </w:tc>
+        <w:tc>
+          <w:tcPr>
+            <w:tcW w:type="dxa" w:w="2160"/>
+            <w:shd w:fill="1E2A5A"/>
+          </w:tcPr>
+          <w:p>
+            <w:r>
+              <w:rPr>
+                <w:b/>
+                <w:color w:val="FFFFFF"/>
+                <w:sz w:val="20"/>
+              </w:rPr>
+              <w:t>Leads/mes @ CPL 0,40</w:t>
+            </w:r>
+          </w:p>
+        </w:tc>
+      </w:tr>
+      <w:tr>
+        <w:tc>
+          <w:tcPr>
+            <w:tcW w:type="dxa" w:w="2160"/>
+          </w:tcPr>
+          <w:p>
+            <w:r>
+              <w:rPr>
+                <w:sz w:val="20"/>
+              </w:rPr>
+              <w:t>**M1–6**</w:t>
+            </w:r>
+          </w:p>
+        </w:tc>
+        <w:tc>
+          <w:tcPr>
+            <w:tcW w:type="dxa" w:w="2160"/>
+          </w:tcPr>
+          <w:p>
+            <w:r>
+              <w:rPr>
+                <w:sz w:val="20"/>
+              </w:rPr>
+              <w:t>**800**</w:t>
+            </w:r>
+          </w:p>
+        </w:tc>
+        <w:tc>
+          <w:tcPr>
+            <w:tcW w:type="dxa" w:w="2160"/>
+          </w:tcPr>
+          <w:p>
+            <w:r>
+              <w:rPr>
+                <w:sz w:val="20"/>
+              </w:rPr>
+              <w:t>Instalaciones, 1er pedido, aprendizaje</w:t>
+            </w:r>
+          </w:p>
+        </w:tc>
+        <w:tc>
+          <w:tcPr>
+            <w:tcW w:type="dxa" w:w="2160"/>
+          </w:tcPr>
+          <w:p>
+            <w:r>
+              <w:rPr>
+                <w:sz w:val="20"/>
+              </w:rPr>
+              <w:t>~2.000</w:t>
+            </w:r>
+          </w:p>
+        </w:tc>
+      </w:tr>
+      <w:tr>
+        <w:tc>
+          <w:tcPr>
+            <w:tcW w:type="dxa" w:w="2160"/>
+          </w:tcPr>
+          <w:p>
+            <w:r>
+              <w:rPr>
+                <w:sz w:val="20"/>
+              </w:rPr>
+              <w:t>**M7–12**</w:t>
+            </w:r>
+          </w:p>
+        </w:tc>
+        <w:tc>
+          <w:tcPr>
+            <w:tcW w:type="dxa" w:w="2160"/>
+          </w:tcPr>
+          <w:p>
+            <w:r>
+              <w:rPr>
+                <w:sz w:val="20"/>
+              </w:rPr>
+              <w:t>**500**</w:t>
+            </w:r>
+          </w:p>
+        </w:tc>
+        <w:tc>
+          <w:tcPr>
+            <w:tcW w:type="dxa" w:w="2160"/>
+          </w:tcPr>
+          <w:p>
+            <w:r>
+              <w:rPr>
+                <w:sz w:val="20"/>
+              </w:rPr>
+              <w:t>Eficiencia con base ~108–159 activas</w:t>
+            </w:r>
+          </w:p>
+        </w:tc>
+        <w:tc>
+          <w:tcPr>
+            <w:tcW w:type="dxa" w:w="2160"/>
+          </w:tcPr>
+          <w:p>
+            <w:r>
+              <w:rPr>
+                <w:sz w:val="20"/>
+              </w:rPr>
+              <w:t>~1.250</w:t>
+            </w:r>
+          </w:p>
+        </w:tc>
+      </w:tr>
+    </w:tbl>
+    <w:p/>
+    <w:p>
+      <w:pPr>
+        <w:pStyle w:val="Heading2"/>
+      </w:pPr>
+      <w:r>
+        <w:t>Triggers de revisión CPL</w:t>
+      </w:r>
+    </w:p>
+    <w:tbl>
+      <w:tblPr>
+        <w:tblStyle w:val="TableGrid"/>
+        <w:tblW w:type="auto" w:w="0"/>
+        <w:tblLook w:firstColumn="1" w:firstRow="1" w:lastColumn="0" w:lastRow="0" w:noHBand="0" w:noVBand="1" w:val="04A0"/>
+      </w:tblPr>
+      <w:tblGrid>
+        <w:gridCol w:w="4320"/>
+        <w:gridCol w:w="4320"/>
+      </w:tblGrid>
+      <w:tr>
+        <w:tc>
+          <w:tcPr>
+            <w:tcW w:type="dxa" w:w="4320"/>
+            <w:shd w:fill="1E2A5A"/>
+          </w:tcPr>
+          <w:p>
+            <w:r>
+              <w:rPr>
+                <w:b/>
+                <w:color w:val="FFFFFF"/>
+                <w:sz w:val="20"/>
+              </w:rPr>
+              <w:t>CPL real Meta</w:t>
+            </w:r>
+          </w:p>
+        </w:tc>
+        <w:tc>
+          <w:tcPr>
+            <w:tcW w:type="dxa" w:w="4320"/>
+            <w:shd w:fill="1E2A5A"/>
+          </w:tcPr>
+          <w:p>
+            <w:r>
+              <w:rPr>
+                <w:b/>
+                <w:color w:val="FFFFFF"/>
+                <w:sz w:val="20"/>
+              </w:rPr>
+              <w:t>Acción</w:t>
+            </w:r>
+          </w:p>
+        </w:tc>
+      </w:tr>
+      <w:tr>
+        <w:tc>
+          <w:tcPr>
+            <w:tcW w:type="dxa" w:w="4320"/>
+          </w:tcPr>
+          <w:p>
+            <w:r>
+              <w:rPr>
+                <w:sz w:val="20"/>
+              </w:rPr>
+              <w:t>&lt; 0,15</w:t>
+            </w:r>
+          </w:p>
+        </w:tc>
+        <w:tc>
+          <w:tcPr>
+            <w:tcW w:type="dxa" w:w="4320"/>
+          </w:tcPr>
+          <w:p>
+            <w:r>
+              <w:rPr>
+                <w:sz w:val="20"/>
+              </w:rPr>
+              <w:t>Mantener presupuesto; surplus a TikTok o orgánico</w:t>
+            </w:r>
+          </w:p>
+        </w:tc>
+      </w:tr>
+      <w:tr>
+        <w:tc>
+          <w:tcPr>
+            <w:tcW w:type="dxa" w:w="4320"/>
+          </w:tcPr>
+          <w:p>
+            <w:r>
+              <w:rPr>
+                <w:sz w:val="20"/>
+              </w:rPr>
+              <w:t>**0,15 – 0,60**</w:t>
+            </w:r>
+          </w:p>
+        </w:tc>
+        <w:tc>
+          <w:tcPr>
+            <w:tcW w:type="dxa" w:w="4320"/>
+          </w:tcPr>
+          <w:p>
+            <w:r>
+              <w:rPr>
+                <w:sz w:val="20"/>
+              </w:rPr>
+              <w:t>Plan base — sin cambio</w:t>
+            </w:r>
+          </w:p>
+        </w:tc>
+      </w:tr>
+      <w:tr>
+        <w:tc>
+          <w:tcPr>
+            <w:tcW w:type="dxa" w:w="4320"/>
+          </w:tcPr>
+          <w:p>
+            <w:r>
+              <w:rPr>
+                <w:sz w:val="20"/>
+              </w:rPr>
+              <w:t>**0,60 – 1,00**</w:t>
+            </w:r>
+          </w:p>
+        </w:tc>
+        <w:tc>
+          <w:tcPr>
+            <w:tcW w:type="dxa" w:w="4320"/>
+          </w:tcPr>
+          <w:p>
+            <w:r>
+              <w:rPr>
+                <w:sz w:val="20"/>
+              </w:rPr>
+              <w:t>Recortar valla 1–2 meses; subir fase digital temporal</w:t>
+            </w:r>
+          </w:p>
+        </w:tc>
+      </w:tr>
+      <w:tr>
+        <w:tc>
+          <w:tcPr>
+            <w:tcW w:type="dxa" w:w="4320"/>
+          </w:tcPr>
+          <w:p>
+            <w:r>
+              <w:rPr>
+                <w:sz w:val="20"/>
+              </w:rPr>
+              <w:t>**&gt; 1,00**</w:t>
+            </w:r>
+          </w:p>
+        </w:tc>
+        <w:tc>
+          <w:tcPr>
+            <w:tcW w:type="dxa" w:w="4320"/>
+          </w:tcPr>
+          <w:p>
+            <w:r>
+              <w:rPr>
+                <w:sz w:val="20"/>
+              </w:rPr>
+              <w:t>**Pausar Meta**; TikTok + WhatsApp + QR farmacia</w:t>
+            </w:r>
+          </w:p>
+        </w:tc>
+      </w:tr>
+    </w:tbl>
+    <w:p/>
     <w:p>
       <w:r/>
       <w:r>
@@ -1152,7 +2725,336 @@
         <w:t>Revisión:</w:t>
       </w:r>
       <w:r>
-        <w:t xml:space="preserve"> semanal el primer mes; luego mensual. Si el costo por lead supera USD 1,00 → pausar Meta y reforzar TikTok + WhatsApp + referidos farmacia.</w:t>
+        <w:t xml:space="preserve"> semanal M1; luego mensual.</w:t>
+      </w:r>
+    </w:p>
+    <w:p>
+      <w:pPr>
+        <w:pStyle w:val="Heading2"/>
+      </w:pPr>
+      <w:r>
+        <w:t>Escenarios CPL (M6 acumulado)</w:t>
+      </w:r>
+    </w:p>
+    <w:tbl>
+      <w:tblPr>
+        <w:tblStyle w:val="TableGrid"/>
+        <w:tblW w:type="auto" w:w="0"/>
+        <w:tblLook w:firstColumn="1" w:firstRow="1" w:lastColumn="0" w:lastRow="0" w:noHBand="0" w:noVBand="1" w:val="04A0"/>
+      </w:tblPr>
+      <w:tblGrid>
+        <w:gridCol w:w="1728"/>
+        <w:gridCol w:w="1728"/>
+        <w:gridCol w:w="1728"/>
+        <w:gridCol w:w="1728"/>
+        <w:gridCol w:w="1728"/>
+      </w:tblGrid>
+      <w:tr>
+        <w:tc>
+          <w:tcPr>
+            <w:tcW w:type="dxa" w:w="1728"/>
+            <w:shd w:fill="1E2A5A"/>
+          </w:tcPr>
+          <w:p>
+            <w:r>
+              <w:rPr>
+                <w:b/>
+                <w:color w:val="FFFFFF"/>
+                <w:sz w:val="20"/>
+              </w:rPr>
+              <w:t>Escenario</w:t>
+            </w:r>
+          </w:p>
+        </w:tc>
+        <w:tc>
+          <w:tcPr>
+            <w:tcW w:type="dxa" w:w="1728"/>
+            <w:shd w:fill="1E2A5A"/>
+          </w:tcPr>
+          <w:p>
+            <w:r>
+              <w:rPr>
+                <w:b/>
+                <w:color w:val="FFFFFF"/>
+                <w:sz w:val="20"/>
+              </w:rPr>
+              <w:t>CPL promedio</w:t>
+            </w:r>
+          </w:p>
+        </w:tc>
+        <w:tc>
+          <w:tcPr>
+            <w:tcW w:type="dxa" w:w="1728"/>
+            <w:shd w:fill="1E2A5A"/>
+          </w:tcPr>
+          <w:p>
+            <w:r>
+              <w:rPr>
+                <w:b/>
+                <w:color w:val="FFFFFF"/>
+                <w:sz w:val="20"/>
+              </w:rPr>
+              <w:t>Registros M1–6</w:t>
+            </w:r>
+          </w:p>
+        </w:tc>
+        <w:tc>
+          <w:tcPr>
+            <w:tcW w:type="dxa" w:w="1728"/>
+            <w:shd w:fill="1E2A5A"/>
+          </w:tcPr>
+          <w:p>
+            <w:r>
+              <w:rPr>
+                <w:b/>
+                <w:color w:val="FFFFFF"/>
+                <w:sz w:val="20"/>
+              </w:rPr>
+              <w:t>Costo adquisición paciente</w:t>
+            </w:r>
+          </w:p>
+        </w:tc>
+        <w:tc>
+          <w:tcPr>
+            <w:tcW w:type="dxa" w:w="1728"/>
+            <w:shd w:fill="1E2A5A"/>
+          </w:tcPr>
+          <w:p>
+            <w:r>
+              <w:rPr>
+                <w:b/>
+                <w:color w:val="FFFFFF"/>
+                <w:sz w:val="20"/>
+              </w:rPr>
+              <w:t>Comentario</w:t>
+            </w:r>
+          </w:p>
+        </w:tc>
+      </w:tr>
+      <w:tr>
+        <w:tc>
+          <w:tcPr>
+            <w:tcW w:type="dxa" w:w="1728"/>
+          </w:tcPr>
+          <w:p>
+            <w:r>
+              <w:rPr>
+                <w:sz w:val="20"/>
+              </w:rPr>
+              <w:t>Optimista</w:t>
+            </w:r>
+          </w:p>
+        </w:tc>
+        <w:tc>
+          <w:tcPr>
+            <w:tcW w:type="dxa" w:w="1728"/>
+          </w:tcPr>
+          <w:p>
+            <w:r>
+              <w:rPr>
+                <w:sz w:val="20"/>
+              </w:rPr>
+              <w:t>0,25</w:t>
+            </w:r>
+          </w:p>
+        </w:tc>
+        <w:tc>
+          <w:tcPr>
+            <w:tcW w:type="dxa" w:w="1728"/>
+          </w:tcPr>
+          <w:p>
+            <w:r>
+              <w:rPr>
+                <w:sz w:val="20"/>
+              </w:rPr>
+              <w:t>~19.200</w:t>
+            </w:r>
+          </w:p>
+        </w:tc>
+        <w:tc>
+          <w:tcPr>
+            <w:tcW w:type="dxa" w:w="1728"/>
+          </w:tcPr>
+          <w:p>
+            <w:r>
+              <w:rPr>
+                <w:sz w:val="20"/>
+              </w:rPr>
+              <w:t>Bajo</w:t>
+            </w:r>
+          </w:p>
+        </w:tc>
+        <w:tc>
+          <w:tcPr>
+            <w:tcW w:type="dxa" w:w="1728"/>
+          </w:tcPr>
+          <w:p>
+            <w:r>
+              <w:rPr>
+                <w:sz w:val="20"/>
+              </w:rPr>
+              <w:t>Sobrecumple meta 1.500 M6</w:t>
+            </w:r>
+          </w:p>
+        </w:tc>
+      </w:tr>
+      <w:tr>
+        <w:tc>
+          <w:tcPr>
+            <w:tcW w:type="dxa" w:w="1728"/>
+          </w:tcPr>
+          <w:p>
+            <w:r>
+              <w:rPr>
+                <w:sz w:val="20"/>
+              </w:rPr>
+              <w:t>Base</w:t>
+            </w:r>
+          </w:p>
+        </w:tc>
+        <w:tc>
+          <w:tcPr>
+            <w:tcW w:type="dxa" w:w="1728"/>
+          </w:tcPr>
+          <w:p>
+            <w:r>
+              <w:rPr>
+                <w:sz w:val="20"/>
+              </w:rPr>
+              <w:t>0,40</w:t>
+            </w:r>
+          </w:p>
+        </w:tc>
+        <w:tc>
+          <w:tcPr>
+            <w:tcW w:type="dxa" w:w="1728"/>
+          </w:tcPr>
+          <w:p>
+            <w:r>
+              <w:rPr>
+                <w:sz w:val="20"/>
+              </w:rPr>
+              <w:t>~12.000</w:t>
+            </w:r>
+          </w:p>
+        </w:tc>
+        <w:tc>
+          <w:tcPr>
+            <w:tcW w:type="dxa" w:w="1728"/>
+          </w:tcPr>
+          <w:p>
+            <w:r>
+              <w:rPr>
+                <w:sz w:val="20"/>
+              </w:rPr>
+              <w:t>Medio</w:t>
+            </w:r>
+          </w:p>
+        </w:tc>
+        <w:tc>
+          <w:tcPr>
+            <w:tcW w:type="dxa" w:w="1728"/>
+          </w:tcPr>
+          <w:p>
+            <w:r>
+              <w:rPr>
+                <w:sz w:val="20"/>
+              </w:rPr>
+              <w:t>Alineado hipótesis</w:t>
+            </w:r>
+          </w:p>
+        </w:tc>
+      </w:tr>
+      <w:tr>
+        <w:tc>
+          <w:tcPr>
+            <w:tcW w:type="dxa" w:w="1728"/>
+          </w:tcPr>
+          <w:p>
+            <w:r>
+              <w:rPr>
+                <w:sz w:val="20"/>
+              </w:rPr>
+              <w:t>Pesimista</w:t>
+            </w:r>
+          </w:p>
+        </w:tc>
+        <w:tc>
+          <w:tcPr>
+            <w:tcW w:type="dxa" w:w="1728"/>
+          </w:tcPr>
+          <w:p>
+            <w:r>
+              <w:rPr>
+                <w:sz w:val="20"/>
+              </w:rPr>
+              <w:t>0,80</w:t>
+            </w:r>
+          </w:p>
+        </w:tc>
+        <w:tc>
+          <w:tcPr>
+            <w:tcW w:type="dxa" w:w="1728"/>
+          </w:tcPr>
+          <w:p>
+            <w:r>
+              <w:rPr>
+                <w:sz w:val="20"/>
+              </w:rPr>
+              <w:t>~6.000</w:t>
+            </w:r>
+          </w:p>
+        </w:tc>
+        <w:tc>
+          <w:tcPr>
+            <w:tcW w:type="dxa" w:w="1728"/>
+          </w:tcPr>
+          <w:p>
+            <w:r>
+              <w:rPr>
+                <w:sz w:val="20"/>
+              </w:rPr>
+              <w:t>Alto</w:t>
+            </w:r>
+          </w:p>
+        </w:tc>
+        <w:tc>
+          <w:tcPr>
+            <w:tcW w:type="dxa" w:w="1728"/>
+          </w:tcPr>
+          <w:p>
+            <w:r>
+              <w:rPr>
+                <w:sz w:val="20"/>
+              </w:rPr>
+              <w:t>Activar Plan B (TikTok, CS outbound)</w:t>
+            </w:r>
+          </w:p>
+        </w:tc>
+      </w:tr>
+    </w:tbl>
+    <w:p/>
+    <w:p>
+      <w:r>
+        <w:t xml:space="preserve">El </w:t>
+      </w:r>
+      <w:r>
+        <w:rPr>
+          <w:b/>
+        </w:rPr>
+        <w:t>CAC farmacia ~139 USD</w:t>
+      </w:r>
+      <w:r>
+        <w:t xml:space="preserve"> y </w:t>
+      </w:r>
+      <w:r>
+        <w:rPr>
+          <w:b/>
+        </w:rPr>
+        <w:t>LTV/CAC ~7,2×</w:t>
+      </w:r>
+      <w:r>
+        <w:t xml:space="preserve"> son del lado B2B; el CPL paciente es métrica aparte — no mezclar en una sola ratio.</w:t>
       </w:r>
     </w:p>
     <w:p>
@@ -1378,7 +3280,7 @@
         <w:rPr>
           <w:b/>
         </w:rPr>
-        <w:t>Mes 3 en adelante</w:t>
+        <w:t>Mes 3 post-Day-D</w:t>
       </w:r>
       <w:r>
         <w:t xml:space="preserve"> — valla pequeña </w:t>
@@ -1395,7 +3297,7 @@
     </w:p>
     <w:p>
       <w:r>
-        <w:t xml:space="preserve">- Meses 1–2: foco en digital </w:t>
+        <w:t xml:space="preserve">- Meses 1–2: foco digital </w:t>
       </w:r>
       <w:r>
         <w:rPr>
@@ -1404,7 +3306,7 @@
         <w:t>800/mes</w:t>
       </w:r>
       <w:r>
-        <w:t xml:space="preserve"> + material B2B (brochures, tarjetas).</w:t>
+        <w:t xml:space="preserve"> + material B2B.</w:t>
       </w:r>
     </w:p>
     <w:p>
@@ -1426,7 +3328,7 @@
         <w:t>Principal:</w:t>
       </w:r>
       <w:r>
-        <w:t xml:space="preserve"> “Zonix Pharma. La farmacia en tu teléfono.”</w:t>
+        <w:t xml:space="preserve"> «Zonix Pharma. La farmacia en tu teléfono.»</w:t>
       </w:r>
     </w:p>
     <w:p>
@@ -1459,7 +3361,7 @@
         <w:t>Evitar:</w:t>
       </w:r>
       <w:r>
-        <w:t xml:space="preserve"> promesas de cura, “te alivia en X horas”, automedicación, antes/después clínico.</w:t>
+        <w:t xml:space="preserve"> promesas de cura, «te alivia en X horas», automedicación, antes/después clínico.</w:t>
       </w:r>
     </w:p>
     <w:p>
@@ -1477,13 +3379,15 @@
         <w:tblLook w:firstColumn="1" w:firstRow="1" w:lastColumn="0" w:lastRow="0" w:noHBand="0" w:noVBand="1" w:val="04A0"/>
       </w:tblPr>
       <w:tblGrid>
-        <w:gridCol w:w="4320"/>
-        <w:gridCol w:w="4320"/>
+        <w:gridCol w:w="2160"/>
+        <w:gridCol w:w="2160"/>
+        <w:gridCol w:w="2160"/>
+        <w:gridCol w:w="2160"/>
       </w:tblGrid>
       <w:tr>
         <w:tc>
           <w:tcPr>
-            <w:tcW w:type="dxa" w:w="4320"/>
+            <w:tcW w:type="dxa" w:w="2160"/>
             <w:shd w:fill="1E2A5A"/>
           </w:tcPr>
           <w:p>
@@ -1499,7 +3403,7 @@
         </w:tc>
         <w:tc>
           <w:tcPr>
-            <w:tcW w:type="dxa" w:w="4320"/>
+            <w:tcW w:type="dxa" w:w="2160"/>
             <w:shd w:fill="1E2A5A"/>
           </w:tcPr>
           <w:p>
@@ -1509,7 +3413,39 @@
                 <w:color w:val="FFFFFF"/>
                 <w:sz w:val="20"/>
               </w:rPr>
+              <w:t>Tráfico est./día</w:t>
+            </w:r>
+          </w:p>
+        </w:tc>
+        <w:tc>
+          <w:tcPr>
+            <w:tcW w:type="dxa" w:w="2160"/>
+            <w:shd w:fill="1E2A5A"/>
+          </w:tcPr>
+          <w:p>
+            <w:r>
+              <w:rPr>
+                <w:b/>
+                <w:color w:val="FFFFFF"/>
+                <w:sz w:val="20"/>
+              </w:rPr>
               <w:t>Por qué</w:t>
+            </w:r>
+          </w:p>
+        </w:tc>
+        <w:tc>
+          <w:tcPr>
+            <w:tcW w:type="dxa" w:w="2160"/>
+            <w:shd w:fill="1E2A5A"/>
+          </w:tcPr>
+          <w:p>
+            <w:r>
+              <w:rPr>
+                <w:b/>
+                <w:color w:val="FFFFFF"/>
+                <w:sz w:val="20"/>
+              </w:rPr>
+              <w:t>Riesgo</w:t>
             </w:r>
           </w:p>
         </w:tc>
@@ -1517,7 +3453,7 @@
       <w:tr>
         <w:tc>
           <w:tcPr>
-            <w:tcW w:type="dxa" w:w="4320"/>
+            <w:tcW w:type="dxa" w:w="2160"/>
           </w:tcPr>
           <w:p>
             <w:r>
@@ -1530,14 +3466,40 @@
         </w:tc>
         <w:tc>
           <w:tcPr>
-            <w:tcW w:type="dxa" w:w="4320"/>
-          </w:tcPr>
-          <w:p>
-            <w:r>
-              <w:rPr>
-                <w:sz w:val="20"/>
-              </w:rPr>
-              <w:t>Tráfico denso, clase media-alta</w:t>
+            <w:tcW w:type="dxa" w:w="2160"/>
+          </w:tcPr>
+          <w:p>
+            <w:r>
+              <w:rPr>
+                <w:sz w:val="20"/>
+              </w:rPr>
+              <w:t>18–22k</w:t>
+            </w:r>
+          </w:p>
+        </w:tc>
+        <w:tc>
+          <w:tcPr>
+            <w:tcW w:type="dxa" w:w="2160"/>
+          </w:tcPr>
+          <w:p>
+            <w:r>
+              <w:rPr>
+                <w:sz w:val="20"/>
+              </w:rPr>
+              <w:t>Clase media-alta; legitimidad B2B</w:t>
+            </w:r>
+          </w:p>
+        </w:tc>
+        <w:tc>
+          <w:tcPr>
+            <w:tcW w:type="dxa" w:w="2160"/>
+          </w:tcPr>
+          <w:p>
+            <w:r>
+              <w:rPr>
+                <w:sz w:val="20"/>
+              </w:rPr>
+              <w:t>Permiso / cotización</w:t>
             </w:r>
           </w:p>
         </w:tc>
@@ -1545,7 +3507,7 @@
       <w:tr>
         <w:tc>
           <w:tcPr>
-            <w:tcW w:type="dxa" w:w="4320"/>
+            <w:tcW w:type="dxa" w:w="2160"/>
           </w:tcPr>
           <w:p>
             <w:r>
@@ -1558,7 +3520,20 @@
         </w:tc>
         <w:tc>
           <w:tcPr>
-            <w:tcW w:type="dxa" w:w="4320"/>
+            <w:tcW w:type="dxa" w:w="2160"/>
+          </w:tcPr>
+          <w:p>
+            <w:r>
+              <w:rPr>
+                <w:sz w:val="20"/>
+              </w:rPr>
+              <w:t>15–18k</w:t>
+            </w:r>
+          </w:p>
+        </w:tc>
+        <w:tc>
+          <w:tcPr>
+            <w:tcW w:type="dxa" w:w="2160"/>
           </w:tcPr>
           <w:p>
             <w:r>
@@ -1566,6 +3541,19 @@
                 <w:sz w:val="20"/>
               </w:rPr>
               <w:t>Cruce noroeste–noreste</w:t>
+            </w:r>
+          </w:p>
+        </w:tc>
+        <w:tc>
+          <w:tcPr>
+            <w:tcW w:type="dxa" w:w="2160"/>
+          </w:tcPr>
+          <w:p>
+            <w:r>
+              <w:rPr>
+                <w:sz w:val="20"/>
+              </w:rPr>
+              <w:t>Visibilidad nocturna</w:t>
             </w:r>
           </w:p>
         </w:tc>
@@ -1573,7 +3561,7 @@
       <w:tr>
         <w:tc>
           <w:tcPr>
-            <w:tcW w:type="dxa" w:w="4320"/>
+            <w:tcW w:type="dxa" w:w="2160"/>
           </w:tcPr>
           <w:p>
             <w:r>
@@ -1586,14 +3574,40 @@
         </w:tc>
         <w:tc>
           <w:tcPr>
-            <w:tcW w:type="dxa" w:w="4320"/>
-          </w:tcPr>
-          <w:p>
-            <w:r>
-              <w:rPr>
-                <w:sz w:val="20"/>
-              </w:rPr>
-              <w:t>Residencial, tráfico mañana/tarde</w:t>
+            <w:tcW w:type="dxa" w:w="2160"/>
+          </w:tcPr>
+          <w:p>
+            <w:r>
+              <w:rPr>
+                <w:sz w:val="20"/>
+              </w:rPr>
+              <w:t>12–15k</w:t>
+            </w:r>
+          </w:p>
+        </w:tc>
+        <w:tc>
+          <w:tcPr>
+            <w:tcW w:type="dxa" w:w="2160"/>
+          </w:tcPr>
+          <w:p>
+            <w:r>
+              <w:rPr>
+                <w:sz w:val="20"/>
+              </w:rPr>
+              <w:t>Residencial Morr-adjacent</w:t>
+            </w:r>
+          </w:p>
+        </w:tc>
+        <w:tc>
+          <w:tcPr>
+            <w:tcW w:type="dxa" w:w="2160"/>
+          </w:tcPr>
+          <w:p>
+            <w:r>
+              <w:rPr>
+                <w:sz w:val="20"/>
+              </w:rPr>
+              <w:t>Menor reach</w:t>
             </w:r>
           </w:p>
         </w:tc>
@@ -1609,7 +3623,7 @@
         <w:t>Impacto estimado valla Bolívar:</w:t>
       </w:r>
       <w:r>
-        <w:t xml:space="preserve"> ~18–22k personas/día; CPL offline ~USD 8–15 vs digital — </w:t>
+        <w:t xml:space="preserve"> ~660k impactos/mes; CPL offline ~USD 8–15 vs digital — </w:t>
       </w:r>
       <w:r>
         <w:rPr>
@@ -1621,6 +3635,256 @@
         <w:t>, no como canal principal de descargas.</w:t>
       </w:r>
     </w:p>
+    <w:p>
+      <w:pPr>
+        <w:pStyle w:val="Heading2"/>
+      </w:pPr>
+      <w:r>
+        <w:t>Sensibilidad valla</w:t>
+      </w:r>
+    </w:p>
+    <w:tbl>
+      <w:tblPr>
+        <w:tblStyle w:val="TableGrid"/>
+        <w:tblW w:type="auto" w:w="0"/>
+        <w:tblLook w:firstColumn="1" w:firstRow="1" w:lastColumn="0" w:lastRow="0" w:noHBand="0" w:noVBand="1" w:val="04A0"/>
+      </w:tblPr>
+      <w:tblGrid>
+        <w:gridCol w:w="2160"/>
+        <w:gridCol w:w="2160"/>
+        <w:gridCol w:w="2160"/>
+        <w:gridCol w:w="2160"/>
+      </w:tblGrid>
+      <w:tr>
+        <w:tc>
+          <w:tcPr>
+            <w:tcW w:type="dxa" w:w="2160"/>
+            <w:shd w:fill="1E2A5A"/>
+          </w:tcPr>
+          <w:p>
+            <w:r>
+              <w:rPr>
+                <w:b/>
+                <w:color w:val="FFFFFF"/>
+                <w:sz w:val="20"/>
+              </w:rPr>
+              <w:t>Variable</w:t>
+            </w:r>
+          </w:p>
+        </w:tc>
+        <w:tc>
+          <w:tcPr>
+            <w:tcW w:type="dxa" w:w="2160"/>
+            <w:shd w:fill="1E2A5A"/>
+          </w:tcPr>
+          <w:p>
+            <w:r>
+              <w:rPr>
+                <w:b/>
+                <w:color w:val="FFFFFF"/>
+                <w:sz w:val="20"/>
+              </w:rPr>
+              <w:t>Base</w:t>
+            </w:r>
+          </w:p>
+        </w:tc>
+        <w:tc>
+          <w:tcPr>
+            <w:tcW w:type="dxa" w:w="2160"/>
+            <w:shd w:fill="1E2A5A"/>
+          </w:tcPr>
+          <w:p>
+            <w:r>
+              <w:rPr>
+                <w:b/>
+                <w:color w:val="FFFFFF"/>
+                <w:sz w:val="20"/>
+              </w:rPr>
+              <w:t>Si pausamos M4–M5</w:t>
+            </w:r>
+          </w:p>
+        </w:tc>
+        <w:tc>
+          <w:tcPr>
+            <w:tcW w:type="dxa" w:w="2160"/>
+            <w:shd w:fill="1E2A5A"/>
+          </w:tcPr>
+          <w:p>
+            <w:r>
+              <w:rPr>
+                <w:b/>
+                <w:color w:val="FFFFFF"/>
+                <w:sz w:val="20"/>
+              </w:rPr>
+              <w:t>Si subimos a mediana 700</w:t>
+            </w:r>
+          </w:p>
+        </w:tc>
+      </w:tr>
+      <w:tr>
+        <w:tc>
+          <w:tcPr>
+            <w:tcW w:type="dxa" w:w="2160"/>
+          </w:tcPr>
+          <w:p>
+            <w:r>
+              <w:rPr>
+                <w:sz w:val="20"/>
+              </w:rPr>
+              <w:t>Spend adicional/mes</w:t>
+            </w:r>
+          </w:p>
+        </w:tc>
+        <w:tc>
+          <w:tcPr>
+            <w:tcW w:type="dxa" w:w="2160"/>
+          </w:tcPr>
+          <w:p>
+            <w:r>
+              <w:rPr>
+                <w:sz w:val="20"/>
+              </w:rPr>
+              <w:t>350</w:t>
+            </w:r>
+          </w:p>
+        </w:tc>
+        <w:tc>
+          <w:tcPr>
+            <w:tcW w:type="dxa" w:w="2160"/>
+          </w:tcPr>
+          <w:p>
+            <w:r>
+              <w:rPr>
+                <w:sz w:val="20"/>
+              </w:rPr>
+              <w:t>−700 ahorro</w:t>
+            </w:r>
+          </w:p>
+        </w:tc>
+        <w:tc>
+          <w:tcPr>
+            <w:tcW w:type="dxa" w:w="2160"/>
+          </w:tcPr>
+          <w:p>
+            <w:r>
+              <w:rPr>
+                <w:sz w:val="20"/>
+              </w:rPr>
+              <w:t>+350</w:t>
+            </w:r>
+          </w:p>
+        </w:tc>
+      </w:tr>
+      <w:tr>
+        <w:tc>
+          <w:tcPr>
+            <w:tcW w:type="dxa" w:w="2160"/>
+          </w:tcPr>
+          <w:p>
+            <w:r>
+              <w:rPr>
+                <w:sz w:val="20"/>
+              </w:rPr>
+              <w:t>Descargas atrib. offline/mes</w:t>
+            </w:r>
+          </w:p>
+        </w:tc>
+        <w:tc>
+          <w:tcPr>
+            <w:tcW w:type="dxa" w:w="2160"/>
+          </w:tcPr>
+          <w:p>
+            <w:r>
+              <w:rPr>
+                <w:sz w:val="20"/>
+              </w:rPr>
+              <w:t>~40–110</w:t>
+            </w:r>
+          </w:p>
+        </w:tc>
+        <w:tc>
+          <w:tcPr>
+            <w:tcW w:type="dxa" w:w="2160"/>
+          </w:tcPr>
+          <w:p>
+            <w:r>
+              <w:rPr>
+                <w:sz w:val="20"/>
+              </w:rPr>
+              <w:t>~0</w:t>
+            </w:r>
+          </w:p>
+        </w:tc>
+        <w:tc>
+          <w:tcPr>
+            <w:tcW w:type="dxa" w:w="2160"/>
+          </w:tcPr>
+          <w:p>
+            <w:r>
+              <w:rPr>
+                <w:sz w:val="20"/>
+              </w:rPr>
+              <w:t>~80–150</w:t>
+            </w:r>
+          </w:p>
+        </w:tc>
+      </w:tr>
+      <w:tr>
+        <w:tc>
+          <w:tcPr>
+            <w:tcW w:type="dxa" w:w="2160"/>
+          </w:tcPr>
+          <w:p>
+            <w:r>
+              <w:rPr>
+                <w:sz w:val="20"/>
+              </w:rPr>
+              <w:t>Argumento B2B Sales</w:t>
+            </w:r>
+          </w:p>
+        </w:tc>
+        <w:tc>
+          <w:tcPr>
+            <w:tcW w:type="dxa" w:w="2160"/>
+          </w:tcPr>
+          <w:p>
+            <w:r>
+              <w:rPr>
+                <w:sz w:val="20"/>
+              </w:rPr>
+              <w:t>Fuerte</w:t>
+            </w:r>
+          </w:p>
+        </w:tc>
+        <w:tc>
+          <w:tcPr>
+            <w:tcW w:type="dxa" w:w="2160"/>
+          </w:tcPr>
+          <w:p>
+            <w:r>
+              <w:rPr>
+                <w:sz w:val="20"/>
+              </w:rPr>
+              <w:t>Débil</w:t>
+            </w:r>
+          </w:p>
+        </w:tc>
+        <w:tc>
+          <w:tcPr>
+            <w:tcW w:type="dxa" w:w="2160"/>
+          </w:tcPr>
+          <w:p>
+            <w:r>
+              <w:rPr>
+                <w:sz w:val="20"/>
+              </w:rPr>
+              <w:t>Muy fuerte</w:t>
+            </w:r>
+          </w:p>
+        </w:tc>
+      </w:tr>
+    </w:tbl>
+    <w:p/>
     <w:p>
       <w:r>
         <w:t>────────────────────────────────────────</w:t>
@@ -1641,14 +3905,15 @@
         <w:tblLook w:firstColumn="1" w:firstRow="1" w:lastColumn="0" w:lastRow="0" w:noHBand="0" w:noVBand="1" w:val="04A0"/>
       </w:tblPr>
       <w:tblGrid>
-        <w:gridCol w:w="2880"/>
-        <w:gridCol w:w="2880"/>
-        <w:gridCol w:w="2880"/>
+        <w:gridCol w:w="2160"/>
+        <w:gridCol w:w="2160"/>
+        <w:gridCol w:w="2160"/>
+        <w:gridCol w:w="2160"/>
       </w:tblGrid>
       <w:tr>
         <w:tc>
           <w:tcPr>
-            <w:tcW w:type="dxa" w:w="2880"/>
+            <w:tcW w:type="dxa" w:w="2160"/>
             <w:shd w:fill="1E2A5A"/>
           </w:tcPr>
           <w:p>
@@ -1664,7 +3929,7 @@
         </w:tc>
         <w:tc>
           <w:tcPr>
-            <w:tcW w:type="dxa" w:w="2880"/>
+            <w:tcW w:type="dxa" w:w="2160"/>
             <w:shd w:fill="1E2A5A"/>
           </w:tcPr>
           <w:p>
@@ -1680,7 +3945,7 @@
         </w:tc>
         <w:tc>
           <w:tcPr>
-            <w:tcW w:type="dxa" w:w="2880"/>
+            <w:tcW w:type="dxa" w:w="2160"/>
             <w:shd w:fill="1E2A5A"/>
           </w:tcPr>
           <w:p>
@@ -1694,11 +3959,27 @@
             </w:r>
           </w:p>
         </w:tc>
+        <w:tc>
+          <w:tcPr>
+            <w:tcW w:type="dxa" w:w="2160"/>
+            <w:shd w:fill="1E2A5A"/>
+          </w:tcPr>
+          <w:p>
+            <w:r>
+              <w:rPr>
+                <w:b/>
+                <w:color w:val="FFFFFF"/>
+                <w:sz w:val="20"/>
+              </w:rPr>
+              <w:t>Frecuencia Lean</w:t>
+            </w:r>
+          </w:p>
+        </w:tc>
       </w:tr>
       <w:tr>
         <w:tc>
           <w:tcPr>
-            <w:tcW w:type="dxa" w:w="2880"/>
+            <w:tcW w:type="dxa" w:w="2160"/>
           </w:tcPr>
           <w:p>
             <w:r>
@@ -1711,20 +3992,20 @@
         </w:tc>
         <w:tc>
           <w:tcPr>
-            <w:tcW w:type="dxa" w:w="2880"/>
-          </w:tcPr>
-          <w:p>
-            <w:r>
-              <w:rPr>
-                <w:sz w:val="20"/>
-              </w:rPr>
-              <w:t>Distribución zona piloto</w:t>
-            </w:r>
-          </w:p>
-        </w:tc>
-        <w:tc>
-          <w:tcPr>
-            <w:tcW w:type="dxa" w:w="2880"/>
+            <w:tcW w:type="dxa" w:w="2160"/>
+          </w:tcPr>
+          <w:p>
+            <w:r>
+              <w:rPr>
+                <w:sz w:val="20"/>
+              </w:rPr>
+              <w:t>Zona piloto</w:t>
+            </w:r>
+          </w:p>
+        </w:tc>
+        <w:tc>
+          <w:tcPr>
+            <w:tcW w:type="dxa" w:w="2160"/>
           </w:tcPr>
           <w:p>
             <w:r>
@@ -1732,6 +4013,19 @@
                 <w:sz w:val="20"/>
               </w:rPr>
               <w:t>~USD 90–150 / tanda</w:t>
+            </w:r>
+          </w:p>
+        </w:tc>
+        <w:tc>
+          <w:tcPr>
+            <w:tcW w:type="dxa" w:w="2160"/>
+          </w:tcPr>
+          <w:p>
+            <w:r>
+              <w:rPr>
+                <w:sz w:val="20"/>
+              </w:rPr>
+              <w:t>Trimestral M4+</w:t>
             </w:r>
           </w:p>
         </w:tc>
@@ -1739,7 +4033,7 @@
       <w:tr>
         <w:tc>
           <w:tcPr>
-            <w:tcW w:type="dxa" w:w="2880"/>
+            <w:tcW w:type="dxa" w:w="2160"/>
           </w:tcPr>
           <w:p>
             <w:r>
@@ -1752,20 +4046,20 @@
         </w:tc>
         <w:tc>
           <w:tcPr>
-            <w:tcW w:type="dxa" w:w="2880"/>
-          </w:tcPr>
-          <w:p>
-            <w:r>
-              <w:rPr>
-                <w:sz w:val="20"/>
-              </w:rPr>
-              <w:t>Lo lleva el vendedor B2B</w:t>
-            </w:r>
-          </w:p>
-        </w:tc>
-        <w:tc>
-          <w:tcPr>
-            <w:tcW w:type="dxa" w:w="2880"/>
+            <w:tcW w:type="dxa" w:w="2160"/>
+          </w:tcPr>
+          <w:p>
+            <w:r>
+              <w:rPr>
+                <w:sz w:val="20"/>
+              </w:rPr>
+              <w:t>Vendedor B2B</w:t>
+            </w:r>
+          </w:p>
+        </w:tc>
+        <w:tc>
+          <w:tcPr>
+            <w:tcW w:type="dxa" w:w="2160"/>
           </w:tcPr>
           <w:p>
             <w:r>
@@ -1773,6 +4067,19 @@
                 <w:sz w:val="20"/>
               </w:rPr>
               <w:t>~USD 50–80 / 500 uds</w:t>
+            </w:r>
+          </w:p>
+        </w:tc>
+        <w:tc>
+          <w:tcPr>
+            <w:tcW w:type="dxa" w:w="2160"/>
+          </w:tcPr>
+          <w:p>
+            <w:r>
+              <w:rPr>
+                <w:sz w:val="20"/>
+              </w:rPr>
+              <w:t>Reposición M3, M6</w:t>
             </w:r>
           </w:p>
         </w:tc>
@@ -1780,7 +4087,7 @@
       <w:tr>
         <w:tc>
           <w:tcPr>
-            <w:tcW w:type="dxa" w:w="2880"/>
+            <w:tcW w:type="dxa" w:w="2160"/>
           </w:tcPr>
           <w:p>
             <w:r>
@@ -1793,20 +4100,20 @@
         </w:tc>
         <w:tc>
           <w:tcPr>
-            <w:tcW w:type="dxa" w:w="2880"/>
-          </w:tcPr>
-          <w:p>
-            <w:r>
-              <w:rPr>
-                <w:sz w:val="20"/>
-              </w:rPr>
-              <w:t>One-shot mes 1 + reposición</w:t>
-            </w:r>
-          </w:p>
-        </w:tc>
-        <w:tc>
-          <w:tcPr>
-            <w:tcW w:type="dxa" w:w="2880"/>
+            <w:tcW w:type="dxa" w:w="2160"/>
+          </w:tcPr>
+          <w:p>
+            <w:r>
+              <w:rPr>
+                <w:sz w:val="20"/>
+              </w:rPr>
+              <w:t>One-shot + reposición</w:t>
+            </w:r>
+          </w:p>
+        </w:tc>
+        <w:tc>
+          <w:tcPr>
+            <w:tcW w:type="dxa" w:w="2160"/>
           </w:tcPr>
           <w:p>
             <w:r>
@@ -1814,6 +4121,19 @@
                 <w:sz w:val="20"/>
               </w:rPr>
               <w:t>~USD 25–40</w:t>
+            </w:r>
+          </w:p>
+        </w:tc>
+        <w:tc>
+          <w:tcPr>
+            <w:tcW w:type="dxa" w:w="2160"/>
+          </w:tcPr>
+          <w:p>
+            <w:r>
+              <w:rPr>
+                <w:sz w:val="20"/>
+              </w:rPr>
+              <w:t>M1 + cada 3 meses</w:t>
             </w:r>
           </w:p>
         </w:tc>
@@ -1822,7 +4142,7 @@
     <w:p/>
     <w:p>
       <w:r>
-        <w:t xml:space="preserve">Corredor piloto mencionado en radio/copy: </w:t>
+        <w:t xml:space="preserve">Corredor piloto en copy offline: </w:t>
       </w:r>
       <w:r>
         <w:rPr>
@@ -1862,6 +4182,200 @@
       </w:r>
     </w:p>
     <w:p>
+      <w:pPr>
+        <w:pStyle w:val="Heading2"/>
+      </w:pPr>
+      <w:r>
+        <w:t>Contenido brochure farmacia (1 página — sugerencia)</w:t>
+      </w:r>
+    </w:p>
+    <w:tbl>
+      <w:tblPr>
+        <w:tblStyle w:val="TableGrid"/>
+        <w:tblW w:type="auto" w:w="0"/>
+        <w:tblLook w:firstColumn="1" w:firstRow="1" w:lastColumn="0" w:lastRow="0" w:noHBand="0" w:noVBand="1" w:val="04A0"/>
+      </w:tblPr>
+      <w:tblGrid>
+        <w:gridCol w:w="4320"/>
+        <w:gridCol w:w="4320"/>
+      </w:tblGrid>
+      <w:tr>
+        <w:tc>
+          <w:tcPr>
+            <w:tcW w:type="dxa" w:w="4320"/>
+            <w:shd w:fill="1E2A5A"/>
+          </w:tcPr>
+          <w:p>
+            <w:r>
+              <w:rPr>
+                <w:b/>
+                <w:color w:val="FFFFFF"/>
+                <w:sz w:val="20"/>
+              </w:rPr>
+              <w:t>Bloque</w:t>
+            </w:r>
+          </w:p>
+        </w:tc>
+        <w:tc>
+          <w:tcPr>
+            <w:tcW w:type="dxa" w:w="4320"/>
+            <w:shd w:fill="1E2A5A"/>
+          </w:tcPr>
+          <w:p>
+            <w:r>
+              <w:rPr>
+                <w:b/>
+                <w:color w:val="FFFFFF"/>
+                <w:sz w:val="20"/>
+              </w:rPr>
+              <w:t>Mensaje</w:t>
+            </w:r>
+          </w:p>
+        </w:tc>
+      </w:tr>
+      <w:tr>
+        <w:tc>
+          <w:tcPr>
+            <w:tcW w:type="dxa" w:w="4320"/>
+          </w:tcPr>
+          <w:p>
+            <w:r>
+              <w:rPr>
+                <w:sz w:val="20"/>
+              </w:rPr>
+              <w:t>Problema</w:t>
+            </w:r>
+          </w:p>
+        </w:tc>
+        <w:tc>
+          <w:tcPr>
+            <w:tcW w:type="dxa" w:w="4320"/>
+          </w:tcPr>
+          <w:p>
+            <w:r>
+              <w:rPr>
+                <w:sz w:val="20"/>
+              </w:rPr>
+              <w:t>WhatsApp caótico, stock invisible, hijos en exterior que no pueden pagar remoto</w:t>
+            </w:r>
+          </w:p>
+        </w:tc>
+      </w:tr>
+      <w:tr>
+        <w:tc>
+          <w:tcPr>
+            <w:tcW w:type="dxa" w:w="4320"/>
+          </w:tcPr>
+          <w:p>
+            <w:r>
+              <w:rPr>
+                <w:sz w:val="20"/>
+              </w:rPr>
+              <w:t>Solución</w:t>
+            </w:r>
+          </w:p>
+        </w:tc>
+        <w:tc>
+          <w:tcPr>
+            <w:tcW w:type="dxa" w:w="4320"/>
+          </w:tcPr>
+          <w:p>
+            <w:r>
+              <w:rPr>
+                <w:sz w:val="20"/>
+              </w:rPr>
+              <w:t>Panel Zonix + validación Rx + pagos trazables</w:t>
+            </w:r>
+          </w:p>
+        </w:tc>
+      </w:tr>
+      <w:tr>
+        <w:tc>
+          <w:tcPr>
+            <w:tcW w:type="dxa" w:w="4320"/>
+          </w:tcPr>
+          <w:p>
+            <w:r>
+              <w:rPr>
+                <w:sz w:val="20"/>
+              </w:rPr>
+              <w:t>Pricing</w:t>
+            </w:r>
+          </w:p>
+        </w:tc>
+        <w:tc>
+          <w:tcPr>
+            <w:tcW w:type="dxa" w:w="4320"/>
+          </w:tcPr>
+          <w:p>
+            <w:r>
+              <w:rPr>
+                <w:sz w:val="20"/>
+              </w:rPr>
+              <w:t>Cuota 25/40/55 + % GMV (ejemplo Pro **40 USD + 0,8%** GMV ilustrativo)</w:t>
+            </w:r>
+          </w:p>
+        </w:tc>
+      </w:tr>
+      <w:tr>
+        <w:tc>
+          <w:tcPr>
+            <w:tcW w:type="dxa" w:w="4320"/>
+          </w:tcPr>
+          <w:p>
+            <w:r>
+              <w:rPr>
+                <w:sz w:val="20"/>
+              </w:rPr>
+              <w:t>Prueba social</w:t>
+            </w:r>
+          </w:p>
+        </w:tc>
+        <w:tc>
+          <w:tcPr>
+            <w:tcW w:type="dxa" w:w="4320"/>
+          </w:tcPr>
+          <w:p>
+            <w:r>
+              <w:rPr>
+                <w:sz w:val="20"/>
+              </w:rPr>
+              <w:t>«Visible en Valencia» (valla) + farmacias piloto</w:t>
+            </w:r>
+          </w:p>
+        </w:tc>
+      </w:tr>
+      <w:tr>
+        <w:tc>
+          <w:tcPr>
+            <w:tcW w:type="dxa" w:w="4320"/>
+          </w:tcPr>
+          <w:p>
+            <w:r>
+              <w:rPr>
+                <w:sz w:val="20"/>
+              </w:rPr>
+              <w:t>CTA</w:t>
+            </w:r>
+          </w:p>
+        </w:tc>
+        <w:tc>
+          <w:tcPr>
+            <w:tcW w:type="dxa" w:w="4320"/>
+          </w:tcPr>
+          <w:p>
+            <w:r>
+              <w:rPr>
+                <w:sz w:val="20"/>
+              </w:rPr>
+              <w:t>QR demo + teléfono Sales</w:t>
+            </w:r>
+          </w:p>
+        </w:tc>
+      </w:tr>
+    </w:tbl>
+    <w:p/>
+    <w:p>
       <w:r>
         <w:t>────────────────────────────────────────</w:t>
       </w:r>
@@ -1885,12 +4399,12 @@
         <w:t>QR en mostrador y bolsa</w:t>
       </w:r>
       <w:r>
-        <w:t xml:space="preserve"> de cada farmacia activa (mismo impreso que flyers).</w:t>
+        <w:t xml:space="preserve"> de cada farmacia activa.</w:t>
       </w:r>
     </w:p>
     <w:p>
       <w:r>
-        <w:t xml:space="preserve">- Incentivo opcional al paciente (descuento primer pedido) </w:t>
+        <w:t xml:space="preserve">- Incentivo opcional (descuento 1er pedido) </w:t>
       </w:r>
       <w:r>
         <w:rPr>
@@ -1904,7 +4418,7 @@
     </w:p>
     <w:p>
       <w:r>
-        <w:t>- Medición: código por farmacia + encuesta “¿Cómo nos conociste?” → “Mi farmacia me lo recomendó”.</w:t>
+        <w:t>- Medición: código por farmacia + «¿Cómo nos conociste?» → «Mi farmacia me lo recomendó».</w:t>
       </w:r>
     </w:p>
     <w:p>
@@ -1922,6 +4436,200 @@
       </w:r>
     </w:p>
     <w:p>
+      <w:pPr>
+        <w:pStyle w:val="Heading2"/>
+      </w:pPr>
+      <w:r>
+        <w:t>Mecánica Bullseye (Traction)</w:t>
+      </w:r>
+    </w:p>
+    <w:tbl>
+      <w:tblPr>
+        <w:tblStyle w:val="TableGrid"/>
+        <w:tblW w:type="auto" w:w="0"/>
+        <w:tblLook w:firstColumn="1" w:firstRow="1" w:lastColumn="0" w:lastRow="0" w:noHBand="0" w:noVBand="1" w:val="04A0"/>
+      </w:tblPr>
+      <w:tblGrid>
+        <w:gridCol w:w="2880"/>
+        <w:gridCol w:w="2880"/>
+        <w:gridCol w:w="2880"/>
+      </w:tblGrid>
+      <w:tr>
+        <w:tc>
+          <w:tcPr>
+            <w:tcW w:type="dxa" w:w="2880"/>
+            <w:shd w:fill="1E2A5A"/>
+          </w:tcPr>
+          <w:p>
+            <w:r>
+              <w:rPr>
+                <w:b/>
+                <w:color w:val="FFFFFF"/>
+                <w:sz w:val="20"/>
+              </w:rPr>
+              <w:t>Anillo</w:t>
+            </w:r>
+          </w:p>
+        </w:tc>
+        <w:tc>
+          <w:tcPr>
+            <w:tcW w:type="dxa" w:w="2880"/>
+            <w:shd w:fill="1E2A5A"/>
+          </w:tcPr>
+          <w:p>
+            <w:r>
+              <w:rPr>
+                <w:b/>
+                <w:color w:val="FFFFFF"/>
+                <w:sz w:val="20"/>
+              </w:rPr>
+              <w:t>Canal</w:t>
+            </w:r>
+          </w:p>
+        </w:tc>
+        <w:tc>
+          <w:tcPr>
+            <w:tcW w:type="dxa" w:w="2880"/>
+            <w:shd w:fill="1E2A5A"/>
+          </w:tcPr>
+          <w:p>
+            <w:r>
+              <w:rPr>
+                <w:b/>
+                <w:color w:val="FFFFFF"/>
+                <w:sz w:val="20"/>
+              </w:rPr>
+              <w:t>Cuándo escalar</w:t>
+            </w:r>
+          </w:p>
+        </w:tc>
+      </w:tr>
+      <w:tr>
+        <w:tc>
+          <w:tcPr>
+            <w:tcW w:type="dxa" w:w="2880"/>
+          </w:tcPr>
+          <w:p>
+            <w:r>
+              <w:rPr>
+                <w:sz w:val="20"/>
+              </w:rPr>
+              <w:t>**Interior**</w:t>
+            </w:r>
+          </w:p>
+        </w:tc>
+        <w:tc>
+          <w:tcPr>
+            <w:tcW w:type="dxa" w:w="2880"/>
+          </w:tcPr>
+          <w:p>
+            <w:r>
+              <w:rPr>
+                <w:sz w:val="20"/>
+              </w:rPr>
+              <w:t>Referido farmacia + WhatsApp</w:t>
+            </w:r>
+          </w:p>
+        </w:tc>
+        <w:tc>
+          <w:tcPr>
+            <w:tcW w:type="dxa" w:w="2880"/>
+          </w:tcPr>
+          <w:p>
+            <w:r>
+              <w:rPr>
+                <w:sz w:val="20"/>
+              </w:rPr>
+              <w:t>Desde primeras ~28 activas</w:t>
+            </w:r>
+          </w:p>
+        </w:tc>
+      </w:tr>
+      <w:tr>
+        <w:tc>
+          <w:tcPr>
+            <w:tcW w:type="dxa" w:w="2880"/>
+          </w:tcPr>
+          <w:p>
+            <w:r>
+              <w:rPr>
+                <w:sz w:val="20"/>
+              </w:rPr>
+              <w:t>**Medio**</w:t>
+            </w:r>
+          </w:p>
+        </w:tc>
+        <w:tc>
+          <w:tcPr>
+            <w:tcW w:type="dxa" w:w="2880"/>
+          </w:tcPr>
+          <w:p>
+            <w:r>
+              <w:rPr>
+                <w:sz w:val="20"/>
+              </w:rPr>
+              <w:t>Meta Ads</w:t>
+            </w:r>
+          </w:p>
+        </w:tc>
+        <w:tc>
+          <w:tcPr>
+            <w:tcW w:type="dxa" w:w="2880"/>
+          </w:tcPr>
+          <w:p>
+            <w:r>
+              <w:rPr>
+                <w:sz w:val="20"/>
+              </w:rPr>
+              <w:t>Pre-lanzamiento test → full Day-D</w:t>
+            </w:r>
+          </w:p>
+        </w:tc>
+      </w:tr>
+      <w:tr>
+        <w:tc>
+          <w:tcPr>
+            <w:tcW w:type="dxa" w:w="2880"/>
+          </w:tcPr>
+          <w:p>
+            <w:r>
+              <w:rPr>
+                <w:sz w:val="20"/>
+              </w:rPr>
+              <w:t>**Exterior**</w:t>
+            </w:r>
+          </w:p>
+        </w:tc>
+        <w:tc>
+          <w:tcPr>
+            <w:tcW w:type="dxa" w:w="2880"/>
+          </w:tcPr>
+          <w:p>
+            <w:r>
+              <w:rPr>
+                <w:sz w:val="20"/>
+              </w:rPr>
+              <w:t>Valla / radio</w:t>
+            </w:r>
+          </w:p>
+        </w:tc>
+        <w:tc>
+          <w:tcPr>
+            <w:tcW w:type="dxa" w:w="2880"/>
+          </w:tcPr>
+          <w:p>
+            <w:r>
+              <w:rPr>
+                <w:sz w:val="20"/>
+              </w:rPr>
+              <w:t>**No escalar hasta Day-D** con catálogo vivo</w:t>
+            </w:r>
+          </w:p>
+        </w:tc>
+      </w:tr>
+    </w:tbl>
+    <w:p/>
+    <w:p>
       <w:r>
         <w:t>────────────────────────────────────────</w:t>
       </w:r>
@@ -1931,7 +4639,206 @@
         <w:pStyle w:val="Heading1"/>
       </w:pPr>
       <w:r>
-        <w:t>Copy en salud — Do / Don’t (Venezuela)</w:t>
+        <w:t>Radio FM (solo Growth ~187k)</w:t>
+      </w:r>
+    </w:p>
+    <w:tbl>
+      <w:tblPr>
+        <w:tblStyle w:val="TableGrid"/>
+        <w:tblW w:type="auto" w:w="0"/>
+        <w:tblLook w:firstColumn="1" w:firstRow="1" w:lastColumn="0" w:lastRow="0" w:noHBand="0" w:noVBand="1" w:val="04A0"/>
+      </w:tblPr>
+      <w:tblGrid>
+        <w:gridCol w:w="4320"/>
+        <w:gridCol w:w="4320"/>
+      </w:tblGrid>
+      <w:tr>
+        <w:tc>
+          <w:tcPr>
+            <w:tcW w:type="dxa" w:w="4320"/>
+            <w:shd w:fill="1E2A5A"/>
+          </w:tcPr>
+          <w:p>
+            <w:r>
+              <w:rPr>
+                <w:b/>
+                <w:color w:val="FFFFFF"/>
+                <w:sz w:val="20"/>
+              </w:rPr>
+              <w:t>Concepto</w:t>
+            </w:r>
+          </w:p>
+        </w:tc>
+        <w:tc>
+          <w:tcPr>
+            <w:tcW w:type="dxa" w:w="4320"/>
+            <w:shd w:fill="1E2A5A"/>
+          </w:tcPr>
+          <w:p>
+            <w:r>
+              <w:rPr>
+                <w:b/>
+                <w:color w:val="FFFFFF"/>
+                <w:sz w:val="20"/>
+              </w:rPr>
+              <w:t>Detalle</w:t>
+            </w:r>
+          </w:p>
+        </w:tc>
+      </w:tr>
+      <w:tr>
+        <w:tc>
+          <w:tcPr>
+            <w:tcW w:type="dxa" w:w="4320"/>
+          </w:tcPr>
+          <w:p>
+            <w:r>
+              <w:rPr>
+                <w:sz w:val="20"/>
+              </w:rPr>
+              <w:t>Inversión</w:t>
+            </w:r>
+          </w:p>
+        </w:tc>
+        <w:tc>
+          <w:tcPr>
+            <w:tcW w:type="dxa" w:w="4320"/>
+          </w:tcPr>
+          <w:p>
+            <w:r>
+              <w:rPr>
+                <w:sz w:val="20"/>
+              </w:rPr>
+              <w:t>~USD 200–400/mes, 4×30s/día lun–sáb AM</w:t>
+            </w:r>
+          </w:p>
+        </w:tc>
+      </w:tr>
+      <w:tr>
+        <w:tc>
+          <w:tcPr>
+            <w:tcW w:type="dxa" w:w="4320"/>
+          </w:tcPr>
+          <w:p>
+            <w:r>
+              <w:rPr>
+                <w:sz w:val="20"/>
+              </w:rPr>
+              <w:t>Emisoras ref.</w:t>
+            </w:r>
+          </w:p>
+        </w:tc>
+        <w:tc>
+          <w:tcPr>
+            <w:tcW w:type="dxa" w:w="4320"/>
+          </w:tcPr>
+          <w:p>
+            <w:r>
+              <w:rPr>
+                <w:sz w:val="20"/>
+              </w:rPr>
+              <w:t>Pegasus 89.9, Capital 95.5, Mara 91.7</w:t>
+            </w:r>
+          </w:p>
+        </w:tc>
+      </w:tr>
+      <w:tr>
+        <w:tc>
+          <w:tcPr>
+            <w:tcW w:type="dxa" w:w="4320"/>
+          </w:tcPr>
+          <w:p>
+            <w:r>
+              <w:rPr>
+                <w:sz w:val="20"/>
+              </w:rPr>
+              <w:t>Audiencia</w:t>
+            </w:r>
+          </w:p>
+        </w:tc>
+        <w:tc>
+          <w:tcPr>
+            <w:tcW w:type="dxa" w:w="4320"/>
+          </w:tcPr>
+          <w:p>
+            <w:r>
+              <w:rPr>
+                <w:sz w:val="20"/>
+              </w:rPr>
+              <w:t>45+, hijos cuidando padres, conductores</w:t>
+            </w:r>
+          </w:p>
+        </w:tc>
+      </w:tr>
+      <w:tr>
+        <w:tc>
+          <w:tcPr>
+            <w:tcW w:type="dxa" w:w="4320"/>
+          </w:tcPr>
+          <w:p>
+            <w:r>
+              <w:rPr>
+                <w:sz w:val="20"/>
+              </w:rPr>
+              <w:t>Mensaje tipo</w:t>
+            </w:r>
+          </w:p>
+        </w:tc>
+        <w:tc>
+          <w:tcPr>
+            <w:tcW w:type="dxa" w:w="4320"/>
+          </w:tcPr>
+          <w:p>
+            <w:r>
+              <w:rPr>
+                <w:sz w:val="20"/>
+              </w:rPr>
+              <w:t>«Pide medicamentos de tu mamá desde el teléfono… Bella Florida y El Socorro»</w:t>
+            </w:r>
+          </w:p>
+        </w:tc>
+      </w:tr>
+      <w:tr>
+        <w:tc>
+          <w:tcPr>
+            <w:tcW w:type="dxa" w:w="4320"/>
+          </w:tcPr>
+          <w:p>
+            <w:r>
+              <w:rPr>
+                <w:sz w:val="20"/>
+              </w:rPr>
+              <w:t>**Lean**</w:t>
+            </w:r>
+          </w:p>
+        </w:tc>
+        <w:tc>
+          <w:tcPr>
+            <w:tcW w:type="dxa" w:w="4320"/>
+          </w:tcPr>
+          <w:p>
+            <w:r>
+              <w:rPr>
+                <w:sz w:val="20"/>
+              </w:rPr>
+              <w:t>**USD 0** — no incluido</w:t>
+            </w:r>
+          </w:p>
+        </w:tc>
+      </w:tr>
+    </w:tbl>
+    <w:p/>
+    <w:p>
+      <w:r>
+        <w:t>────────────────────────────────────────</w:t>
+      </w:r>
+    </w:p>
+    <w:p>
+      <w:pPr>
+        <w:pStyle w:val="Heading1"/>
+      </w:pPr>
+      <w:r>
+        <w:t>Copy en salud — Do / Don't (Venezuela)</w:t>
       </w:r>
     </w:p>
     <w:p>
@@ -1955,7 +4862,7 @@
         <w:t>funciones</w:t>
       </w:r>
       <w:r>
-        <w:t>: buscar medicamento, comparar precios entre farmacias aliadas, delivery, validación por farmacéutico colegiado.</w:t>
+        <w:t>: buscar, comparar, delivery, validación por farmacéutico colegiado.</w:t>
       </w:r>
     </w:p>
     <w:p>
@@ -1969,7 +4876,7 @@
         <w:t>registro INHRR</w:t>
       </w:r>
       <w:r>
-        <w:t xml:space="preserve"> y flujos de receta / retiro en controlados.</w:t>
+        <w:t xml:space="preserve"> y flujos receta / retiro controlados.</w:t>
       </w:r>
     </w:p>
     <w:p>
@@ -1983,7 +4890,7 @@
         <w:t>servicio</w:t>
       </w:r>
       <w:r>
-        <w:t xml:space="preserve"> (rapidez, claridad), sin prometer resultado clínico.</w:t>
+        <w:t xml:space="preserve"> (rapidez, claridad), sin resultado clínico.</w:t>
       </w:r>
     </w:p>
     <w:p>
@@ -1998,7 +4905,7 @@
     </w:p>
     <w:p>
       <w:r>
-        <w:t>- Curas, tratamientos milagrosos, comparaciones clínicas antes/después.</w:t>
+        <w:t>- Curas, tratamientos milagrosos, antes/después clínico.</w:t>
       </w:r>
     </w:p>
     <w:p>
@@ -2008,7 +4915,7 @@
     </w:p>
     <w:p>
       <w:r>
-        <w:t>- Descuentos sin fecha o alcance geográfico claro si confunden.</w:t>
+        <w:t>- Descuentos sin fecha o alcance geográfico claro.</w:t>
       </w:r>
     </w:p>
     <w:p>
@@ -2018,7 +4925,7 @@
     </w:p>
     <w:p>
       <w:r>
-        <w:t xml:space="preserve">Todo creativo (digital u offline) pasa checklist legal de </w:t>
+        <w:t xml:space="preserve">Todo creativo pasa checklist legal </w:t>
       </w:r>
       <w:r>
         <w:rPr>
@@ -2040,7 +4947,7 @@
         <w:pStyle w:val="Heading1"/>
       </w:pPr>
       <w:r>
-        <w:t>Priorización Bullseye (Traction)</w:t>
+        <w:t>KPIs offline y digital (metas ilustrativas)</w:t>
       </w:r>
     </w:p>
     <w:tbl>
@@ -2050,14 +4957,16 @@
         <w:tblLook w:firstColumn="1" w:firstRow="1" w:lastColumn="0" w:lastRow="0" w:noHBand="0" w:noVBand="1" w:val="04A0"/>
       </w:tblPr>
       <w:tblGrid>
-        <w:gridCol w:w="2880"/>
-        <w:gridCol w:w="2880"/>
-        <w:gridCol w:w="2880"/>
+        <w:gridCol w:w="1728"/>
+        <w:gridCol w:w="1728"/>
+        <w:gridCol w:w="1728"/>
+        <w:gridCol w:w="1728"/>
+        <w:gridCol w:w="1728"/>
       </w:tblGrid>
       <w:tr>
         <w:tc>
           <w:tcPr>
-            <w:tcW w:type="dxa" w:w="2880"/>
+            <w:tcW w:type="dxa" w:w="1728"/>
             <w:shd w:fill="1E2A5A"/>
           </w:tcPr>
           <w:p>
@@ -2067,13 +4976,13 @@
                 <w:color w:val="FFFFFF"/>
                 <w:sz w:val="20"/>
               </w:rPr>
-              <w:t>Anillo</w:t>
-            </w:r>
-          </w:p>
-        </w:tc>
-        <w:tc>
-          <w:tcPr>
-            <w:tcW w:type="dxa" w:w="2880"/>
+              <w:t>Mes post-Day-D</w:t>
+            </w:r>
+          </w:p>
+        </w:tc>
+        <w:tc>
+          <w:tcPr>
+            <w:tcW w:type="dxa" w:w="1728"/>
             <w:shd w:fill="1E2A5A"/>
           </w:tcPr>
           <w:p>
@@ -2083,13 +4992,13 @@
                 <w:color w:val="FFFFFF"/>
                 <w:sz w:val="20"/>
               </w:rPr>
-              <w:t>Canal</w:t>
-            </w:r>
-          </w:p>
-        </w:tc>
-        <w:tc>
-          <w:tcPr>
-            <w:tcW w:type="dxa" w:w="2880"/>
+              <w:t>Reach valla acum.</w:t>
+            </w:r>
+          </w:p>
+        </w:tc>
+        <w:tc>
+          <w:tcPr>
+            <w:tcW w:type="dxa" w:w="1728"/>
             <w:shd w:fill="1E2A5A"/>
           </w:tcPr>
           <w:p>
@@ -2099,7 +5008,39 @@
                 <w:color w:val="FFFFFF"/>
                 <w:sz w:val="20"/>
               </w:rPr>
-              <w:t>Cuándo escalar</w:t>
+              <w:t>Descargas atrib. offline</w:t>
+            </w:r>
+          </w:p>
+        </w:tc>
+        <w:tc>
+          <w:tcPr>
+            <w:tcW w:type="dxa" w:w="1728"/>
+            <w:shd w:fill="1E2A5A"/>
+          </w:tcPr>
+          <w:p>
+            <w:r>
+              <w:rPr>
+                <w:b/>
+                <w:color w:val="FFFFFF"/>
+                <w:sz w:val="20"/>
+              </w:rPr>
+              <w:t>% total descargas</w:t>
+            </w:r>
+          </w:p>
+        </w:tc>
+        <w:tc>
+          <w:tcPr>
+            <w:tcW w:type="dxa" w:w="1728"/>
+            <w:shd w:fill="1E2A5A"/>
+          </w:tcPr>
+          <w:p>
+            <w:r>
+              <w:rPr>
+                <w:b/>
+                <w:color w:val="FFFFFF"/>
+                <w:sz w:val="20"/>
+              </w:rPr>
+              <w:t>Meta registros (hipótesis)</w:t>
             </w:r>
           </w:p>
         </w:tc>
@@ -2107,40 +5048,66 @@
       <w:tr>
         <w:tc>
           <w:tcPr>
-            <w:tcW w:type="dxa" w:w="2880"/>
-          </w:tcPr>
-          <w:p>
-            <w:r>
-              <w:rPr>
-                <w:sz w:val="20"/>
-              </w:rPr>
-              <w:t>**Interior**</w:t>
-            </w:r>
-          </w:p>
-        </w:tc>
-        <w:tc>
-          <w:tcPr>
-            <w:tcW w:type="dxa" w:w="2880"/>
-          </w:tcPr>
-          <w:p>
-            <w:r>
-              <w:rPr>
-                <w:sz w:val="20"/>
-              </w:rPr>
-              <w:t>Referido farmacia + WhatsApp</w:t>
-            </w:r>
-          </w:p>
-        </w:tc>
-        <w:tc>
-          <w:tcPr>
-            <w:tcW w:type="dxa" w:w="2880"/>
-          </w:tcPr>
-          <w:p>
-            <w:r>
-              <w:rPr>
-                <w:sz w:val="20"/>
-              </w:rPr>
-              <w:t>Desde primeras farmacias piloto</w:t>
+            <w:tcW w:type="dxa" w:w="1728"/>
+          </w:tcPr>
+          <w:p>
+            <w:r>
+              <w:rPr>
+                <w:sz w:val="20"/>
+              </w:rPr>
+              <w:t>3</w:t>
+            </w:r>
+          </w:p>
+        </w:tc>
+        <w:tc>
+          <w:tcPr>
+            <w:tcW w:type="dxa" w:w="1728"/>
+          </w:tcPr>
+          <w:p>
+            <w:r>
+              <w:rPr>
+                <w:sz w:val="20"/>
+              </w:rPr>
+              <w:t>~660k</w:t>
+            </w:r>
+          </w:p>
+        </w:tc>
+        <w:tc>
+          <w:tcPr>
+            <w:tcW w:type="dxa" w:w="1728"/>
+          </w:tcPr>
+          <w:p>
+            <w:r>
+              <w:rPr>
+                <w:sz w:val="20"/>
+              </w:rPr>
+              <w:t>~120</w:t>
+            </w:r>
+          </w:p>
+        </w:tc>
+        <w:tc>
+          <w:tcPr>
+            <w:tcW w:type="dxa" w:w="1728"/>
+          </w:tcPr>
+          <w:p>
+            <w:r>
+              <w:rPr>
+                <w:sz w:val="20"/>
+              </w:rPr>
+              <w:t>~25%</w:t>
+            </w:r>
+          </w:p>
+        </w:tc>
+        <w:tc>
+          <w:tcPr>
+            <w:tcW w:type="dxa" w:w="1728"/>
+          </w:tcPr>
+          <w:p>
+            <w:r>
+              <w:rPr>
+                <w:sz w:val="20"/>
+              </w:rPr>
+              <w:t>~600 acum.</w:t>
             </w:r>
           </w:p>
         </w:tc>
@@ -2148,40 +5115,66 @@
       <w:tr>
         <w:tc>
           <w:tcPr>
-            <w:tcW w:type="dxa" w:w="2880"/>
-          </w:tcPr>
-          <w:p>
-            <w:r>
-              <w:rPr>
-                <w:sz w:val="20"/>
-              </w:rPr>
-              <w:t>**Medio**</w:t>
-            </w:r>
-          </w:p>
-        </w:tc>
-        <w:tc>
-          <w:tcPr>
-            <w:tcW w:type="dxa" w:w="2880"/>
-          </w:tcPr>
-          <w:p>
-            <w:r>
-              <w:rPr>
-                <w:sz w:val="20"/>
-              </w:rPr>
-              <w:t>Meta Ads</w:t>
-            </w:r>
-          </w:p>
-        </w:tc>
-        <w:tc>
-          <w:tcPr>
-            <w:tcW w:type="dxa" w:w="2880"/>
-          </w:tcPr>
-          <w:p>
-            <w:r>
-              <w:rPr>
-                <w:sz w:val="20"/>
-              </w:rPr>
-              <w:t>Desde pre-lanzamiento</w:t>
+            <w:tcW w:type="dxa" w:w="1728"/>
+          </w:tcPr>
+          <w:p>
+            <w:r>
+              <w:rPr>
+                <w:sz w:val="20"/>
+              </w:rPr>
+              <w:t>6</w:t>
+            </w:r>
+          </w:p>
+        </w:tc>
+        <w:tc>
+          <w:tcPr>
+            <w:tcW w:type="dxa" w:w="1728"/>
+          </w:tcPr>
+          <w:p>
+            <w:r>
+              <w:rPr>
+                <w:sz w:val="20"/>
+              </w:rPr>
+              <w:t>~2,6M</w:t>
+            </w:r>
+          </w:p>
+        </w:tc>
+        <w:tc>
+          <w:tcPr>
+            <w:tcW w:type="dxa" w:w="1728"/>
+          </w:tcPr>
+          <w:p>
+            <w:r>
+              <w:rPr>
+                <w:sz w:val="20"/>
+              </w:rPr>
+              <w:t>~520</w:t>
+            </w:r>
+          </w:p>
+        </w:tc>
+        <w:tc>
+          <w:tcPr>
+            <w:tcW w:type="dxa" w:w="1728"/>
+          </w:tcPr>
+          <w:p>
+            <w:r>
+              <w:rPr>
+                <w:sz w:val="20"/>
+              </w:rPr>
+              <w:t>~20%</w:t>
+            </w:r>
+          </w:p>
+        </w:tc>
+        <w:tc>
+          <w:tcPr>
+            <w:tcW w:type="dxa" w:w="1728"/>
+          </w:tcPr>
+          <w:p>
+            <w:r>
+              <w:rPr>
+                <w:sz w:val="20"/>
+              </w:rPr>
+              <w:t>~1.500 acum.</w:t>
             </w:r>
           </w:p>
         </w:tc>
@@ -2189,249 +5182,7 @@
       <w:tr>
         <w:tc>
           <w:tcPr>
-            <w:tcW w:type="dxa" w:w="2880"/>
-          </w:tcPr>
-          <w:p>
-            <w:r>
-              <w:rPr>
-                <w:sz w:val="20"/>
-              </w:rPr>
-              <w:t>**Exterior**</w:t>
-            </w:r>
-          </w:p>
-        </w:tc>
-        <w:tc>
-          <w:tcPr>
-            <w:tcW w:type="dxa" w:w="2880"/>
-          </w:tcPr>
-          <w:p>
-            <w:r>
-              <w:rPr>
-                <w:sz w:val="20"/>
-              </w:rPr>
-              <w:t>Valla / radio</w:t>
-            </w:r>
-          </w:p>
-        </w:tc>
-        <w:tc>
-          <w:tcPr>
-            <w:tcW w:type="dxa" w:w="2880"/>
-          </w:tcPr>
-          <w:p>
-            <w:r>
-              <w:rPr>
-                <w:sz w:val="20"/>
-              </w:rPr>
-              <w:t>**No escalar exterior hasta Day-D** con catálogo vivo en meta de farmacias del plan comercial</w:t>
-            </w:r>
-          </w:p>
-        </w:tc>
-      </w:tr>
-    </w:tbl>
-    <w:p/>
-    <w:p>
-      <w:r>
-        <w:t>────────────────────────────────────────</w:t>
-      </w:r>
-    </w:p>
-    <w:p>
-      <w:pPr>
-        <w:pStyle w:val="Heading1"/>
-      </w:pPr>
-      <w:r>
-        <w:t>KPIs offline (metas ilustrativas)</w:t>
-      </w:r>
-    </w:p>
-    <w:tbl>
-      <w:tblPr>
-        <w:tblStyle w:val="TableGrid"/>
-        <w:tblW w:type="auto" w:w="0"/>
-        <w:tblLook w:firstColumn="1" w:firstRow="1" w:lastColumn="0" w:lastRow="0" w:noHBand="0" w:noVBand="1" w:val="04A0"/>
-      </w:tblPr>
-      <w:tblGrid>
-        <w:gridCol w:w="2160"/>
-        <w:gridCol w:w="2160"/>
-        <w:gridCol w:w="2160"/>
-        <w:gridCol w:w="2160"/>
-      </w:tblGrid>
-      <w:tr>
-        <w:tc>
-          <w:tcPr>
-            <w:tcW w:type="dxa" w:w="2160"/>
-            <w:shd w:fill="1E2A5A"/>
-          </w:tcPr>
-          <w:p>
-            <w:r>
-              <w:rPr>
-                <w:b/>
-                <w:color w:val="FFFFFF"/>
-                <w:sz w:val="20"/>
-              </w:rPr>
-              <w:t>Mes</w:t>
-            </w:r>
-          </w:p>
-        </w:tc>
-        <w:tc>
-          <w:tcPr>
-            <w:tcW w:type="dxa" w:w="2160"/>
-            <w:shd w:fill="1E2A5A"/>
-          </w:tcPr>
-          <w:p>
-            <w:r>
-              <w:rPr>
-                <w:b/>
-                <w:color w:val="FFFFFF"/>
-                <w:sz w:val="20"/>
-              </w:rPr>
-              <w:t>Alcance acumulado valla</w:t>
-            </w:r>
-          </w:p>
-        </w:tc>
-        <w:tc>
-          <w:tcPr>
-            <w:tcW w:type="dxa" w:w="2160"/>
-            <w:shd w:fill="1E2A5A"/>
-          </w:tcPr>
-          <w:p>
-            <w:r>
-              <w:rPr>
-                <w:b/>
-                <w:color w:val="FFFFFF"/>
-                <w:sz w:val="20"/>
-              </w:rPr>
-              <w:t>Descargas atribuibles offline</w:t>
-            </w:r>
-          </w:p>
-        </w:tc>
-        <w:tc>
-          <w:tcPr>
-            <w:tcW w:type="dxa" w:w="2160"/>
-            <w:shd w:fill="1E2A5A"/>
-          </w:tcPr>
-          <w:p>
-            <w:r>
-              <w:rPr>
-                <w:b/>
-                <w:color w:val="FFFFFF"/>
-                <w:sz w:val="20"/>
-              </w:rPr>
-              <w:t>% del total descargas</w:t>
-            </w:r>
-          </w:p>
-        </w:tc>
-      </w:tr>
-      <w:tr>
-        <w:tc>
-          <w:tcPr>
-            <w:tcW w:type="dxa" w:w="2160"/>
-          </w:tcPr>
-          <w:p>
-            <w:r>
-              <w:rPr>
-                <w:sz w:val="20"/>
-              </w:rPr>
-              <w:t>3 (Day-D)</w:t>
-            </w:r>
-          </w:p>
-        </w:tc>
-        <w:tc>
-          <w:tcPr>
-            <w:tcW w:type="dxa" w:w="2160"/>
-          </w:tcPr>
-          <w:p>
-            <w:r>
-              <w:rPr>
-                <w:sz w:val="20"/>
-              </w:rPr>
-              <w:t>~660k</w:t>
-            </w:r>
-          </w:p>
-        </w:tc>
-        <w:tc>
-          <w:tcPr>
-            <w:tcW w:type="dxa" w:w="2160"/>
-          </w:tcPr>
-          <w:p>
-            <w:r>
-              <w:rPr>
-                <w:sz w:val="20"/>
-              </w:rPr>
-              <w:t>~120</w:t>
-            </w:r>
-          </w:p>
-        </w:tc>
-        <w:tc>
-          <w:tcPr>
-            <w:tcW w:type="dxa" w:w="2160"/>
-          </w:tcPr>
-          <w:p>
-            <w:r>
-              <w:rPr>
-                <w:sz w:val="20"/>
-              </w:rPr>
-              <w:t>~25%</w:t>
-            </w:r>
-          </w:p>
-        </w:tc>
-      </w:tr>
-      <w:tr>
-        <w:tc>
-          <w:tcPr>
-            <w:tcW w:type="dxa" w:w="2160"/>
-          </w:tcPr>
-          <w:p>
-            <w:r>
-              <w:rPr>
-                <w:sz w:val="20"/>
-              </w:rPr>
-              <w:t>6</w:t>
-            </w:r>
-          </w:p>
-        </w:tc>
-        <w:tc>
-          <w:tcPr>
-            <w:tcW w:type="dxa" w:w="2160"/>
-          </w:tcPr>
-          <w:p>
-            <w:r>
-              <w:rPr>
-                <w:sz w:val="20"/>
-              </w:rPr>
-              <w:t>~2,6M</w:t>
-            </w:r>
-          </w:p>
-        </w:tc>
-        <w:tc>
-          <w:tcPr>
-            <w:tcW w:type="dxa" w:w="2160"/>
-          </w:tcPr>
-          <w:p>
-            <w:r>
-              <w:rPr>
-                <w:sz w:val="20"/>
-              </w:rPr>
-              <w:t>~520</w:t>
-            </w:r>
-          </w:p>
-        </w:tc>
-        <w:tc>
-          <w:tcPr>
-            <w:tcW w:type="dxa" w:w="2160"/>
-          </w:tcPr>
-          <w:p>
-            <w:r>
-              <w:rPr>
-                <w:sz w:val="20"/>
-              </w:rPr>
-              <w:t>~20%</w:t>
-            </w:r>
-          </w:p>
-        </w:tc>
-      </w:tr>
-      <w:tr>
-        <w:tc>
-          <w:tcPr>
-            <w:tcW w:type="dxa" w:w="2160"/>
+            <w:tcW w:type="dxa" w:w="1728"/>
           </w:tcPr>
           <w:p>
             <w:r>
@@ -2444,7 +5195,7 @@
         </w:tc>
         <w:tc>
           <w:tcPr>
-            <w:tcW w:type="dxa" w:w="2160"/>
+            <w:tcW w:type="dxa" w:w="1728"/>
           </w:tcPr>
           <w:p>
             <w:r>
@@ -2457,7 +5208,7 @@
         </w:tc>
         <w:tc>
           <w:tcPr>
-            <w:tcW w:type="dxa" w:w="2160"/>
+            <w:tcW w:type="dxa" w:w="1728"/>
           </w:tcPr>
           <w:p>
             <w:r>
@@ -2470,7 +5221,7 @@
         </w:tc>
         <w:tc>
           <w:tcPr>
-            <w:tcW w:type="dxa" w:w="2160"/>
+            <w:tcW w:type="dxa" w:w="1728"/>
           </w:tcPr>
           <w:p>
             <w:r>
@@ -2478,6 +5229,19 @@
                 <w:sz w:val="20"/>
               </w:rPr>
               <w:t>~18%</w:t>
+            </w:r>
+          </w:p>
+        </w:tc>
+        <w:tc>
+          <w:tcPr>
+            <w:tcW w:type="dxa" w:w="1728"/>
+          </w:tcPr>
+          <w:p>
+            <w:r>
+              <w:rPr>
+                <w:sz w:val="20"/>
+              </w:rPr>
+              <w:t>~8.000 acum.</w:t>
             </w:r>
           </w:p>
         </w:tc>
@@ -2495,7 +5259,7 @@
         <w:t>VALLA15</w:t>
       </w:r>
       <w:r>
-        <w:t xml:space="preserve"> (15% primer pedido), encuesta en onboarding.</w:t>
+        <w:t xml:space="preserve"> (15% 1er pedido), encuesta onboarding.</w:t>
       </w:r>
     </w:p>
     <w:p>
@@ -2513,7 +5277,7 @@
     </w:p>
     <w:p>
       <w:r>
-        <w:t xml:space="preserve">Subir de valla </w:t>
+        <w:t xml:space="preserve">Subir valla </w:t>
       </w:r>
       <w:r>
         <w:rPr>
@@ -2536,31 +5300,482 @@
         <w:t>130%</w:t>
       </w:r>
       <w:r>
-        <w:t xml:space="preserve"> del plan.</w:t>
+        <w:t xml:space="preserve"> del plan (~130 activas M6 vs 97).</w:t>
       </w:r>
     </w:p>
     <w:p>
       <w:r>
-        <w:t xml:space="preserve">2. Caja mes 6 post-Day-D ≥ </w:t>
+        <w:t xml:space="preserve">2. Caja M6 post-Day-D ≥ </w:t>
       </w:r>
       <w:r>
         <w:rPr>
           <w:b/>
         </w:rPr>
-        <w:t>~USD 48.311</w:t>
+        <w:t>~48.311</w:t>
       </w:r>
       <w:r>
-        <w:t xml:space="preserve"> (referencia proyección Lean).</w:t>
+        <w:t xml:space="preserve"> (referencia proyección Lean </w:t>
+      </w:r>
+      <w:r>
+        <w:rPr>
+          <w:b/>
+        </w:rPr>
+        <w:t>~112k</w:t>
+      </w:r>
+      <w:r>
+        <w:t>).</w:t>
       </w:r>
     </w:p>
     <w:p>
       <w:r>
-        <w:t>3. CAC orgánico (boca en boca + offline) supera digital en farmacias firmadas.</w:t>
+        <w:t xml:space="preserve">3. CAC orgánico (boca en boca + offline) supera digital en </w:t>
+      </w:r>
+      <w:r>
+        <w:rPr>
+          <w:b/>
+        </w:rPr>
+        <w:t>farmacias firmadas</w:t>
+      </w:r>
+      <w:r>
+        <w:t>.</w:t>
       </w:r>
     </w:p>
     <w:p>
       <w:r>
         <w:t>4. Serie A en proceso o cerrada.</w:t>
+      </w:r>
+    </w:p>
+    <w:p>
+      <w:pPr>
+        <w:pStyle w:val="Heading2"/>
+      </w:pPr>
+      <w:r>
+        <w:t>Cuándo recortar (contingencia)</w:t>
+      </w:r>
+    </w:p>
+    <w:tbl>
+      <w:tblPr>
+        <w:tblStyle w:val="TableGrid"/>
+        <w:tblW w:type="auto" w:w="0"/>
+        <w:tblLook w:firstColumn="1" w:firstRow="1" w:lastColumn="0" w:lastRow="0" w:noHBand="0" w:noVBand="1" w:val="04A0"/>
+      </w:tblPr>
+      <w:tblGrid>
+        <w:gridCol w:w="4320"/>
+        <w:gridCol w:w="4320"/>
+      </w:tblGrid>
+      <w:tr>
+        <w:tc>
+          <w:tcPr>
+            <w:tcW w:type="dxa" w:w="4320"/>
+            <w:shd w:fill="1E2A5A"/>
+          </w:tcPr>
+          <w:p>
+            <w:r>
+              <w:rPr>
+                <w:b/>
+                <w:color w:val="FFFFFF"/>
+                <w:sz w:val="20"/>
+              </w:rPr>
+              <w:t>Trigger</w:t>
+            </w:r>
+          </w:p>
+        </w:tc>
+        <w:tc>
+          <w:tcPr>
+            <w:tcW w:type="dxa" w:w="4320"/>
+            <w:shd w:fill="1E2A5A"/>
+          </w:tcPr>
+          <w:p>
+            <w:r>
+              <w:rPr>
+                <w:b/>
+                <w:color w:val="FFFFFF"/>
+                <w:sz w:val="20"/>
+              </w:rPr>
+              <w:t>Acción marketing</w:t>
+            </w:r>
+          </w:p>
+        </w:tc>
+      </w:tr>
+      <w:tr>
+        <w:tc>
+          <w:tcPr>
+            <w:tcW w:type="dxa" w:w="4320"/>
+          </w:tcPr>
+          <w:p>
+            <w:r>
+              <w:rPr>
+                <w:sz w:val="20"/>
+              </w:rPr>
+              <w:t>Caja M6 &lt; 45k</w:t>
+            </w:r>
+          </w:p>
+        </w:tc>
+        <w:tc>
+          <w:tcPr>
+            <w:tcW w:type="dxa" w:w="4320"/>
+          </w:tcPr>
+          <w:p>
+            <w:r>
+              <w:rPr>
+                <w:sz w:val="20"/>
+              </w:rPr>
+              <w:t>Pausar valla; Meta −50%</w:t>
+            </w:r>
+          </w:p>
+        </w:tc>
+      </w:tr>
+      <w:tr>
+        <w:tc>
+          <w:tcPr>
+            <w:tcW w:type="dxa" w:w="4320"/>
+          </w:tcPr>
+          <w:p>
+            <w:r>
+              <w:rPr>
+                <w:sz w:val="20"/>
+              </w:rPr>
+              <w:t>&lt; 8 firmas/mes × 2</w:t>
+            </w:r>
+          </w:p>
+        </w:tc>
+        <w:tc>
+          <w:tcPr>
+            <w:tcW w:type="dxa" w:w="4320"/>
+          </w:tcPr>
+          <w:p>
+            <w:r>
+              <w:rPr>
+                <w:sz w:val="20"/>
+              </w:rPr>
+              <w:t>Priorizar brochures B2B; cero eventos</w:t>
+            </w:r>
+          </w:p>
+        </w:tc>
+      </w:tr>
+      <w:tr>
+        <w:tc>
+          <w:tcPr>
+            <w:tcW w:type="dxa" w:w="4320"/>
+          </w:tcPr>
+          <w:p>
+            <w:r>
+              <w:rPr>
+                <w:sz w:val="20"/>
+              </w:rPr>
+              <w:t>CPL Meta &gt; 1,00</w:t>
+            </w:r>
+          </w:p>
+        </w:tc>
+        <w:tc>
+          <w:tcPr>
+            <w:tcW w:type="dxa" w:w="4320"/>
+          </w:tcPr>
+          <w:p>
+            <w:r>
+              <w:rPr>
+                <w:sz w:val="20"/>
+              </w:rPr>
+              <w:t>Pausar Meta; QR + WhatsApp</w:t>
+            </w:r>
+          </w:p>
+        </w:tc>
+      </w:tr>
+      <w:tr>
+        <w:tc>
+          <w:tcPr>
+            <w:tcW w:type="dxa" w:w="4320"/>
+          </w:tcPr>
+          <w:p>
+            <w:r>
+              <w:rPr>
+                <w:sz w:val="20"/>
+              </w:rPr>
+              <w:t>&lt; 70 activas M6</w:t>
+            </w:r>
+          </w:p>
+        </w:tc>
+        <w:tc>
+          <w:tcPr>
+            <w:tcW w:type="dxa" w:w="4320"/>
+          </w:tcPr>
+          <w:p>
+            <w:r>
+              <w:rPr>
+                <w:sz w:val="20"/>
+              </w:rPr>
+              <w:t>No escalar exterior; interior Bullseye</w:t>
+            </w:r>
+          </w:p>
+        </w:tc>
+      </w:tr>
+    </w:tbl>
+    <w:p/>
+    <w:p>
+      <w:r>
+        <w:t>────────────────────────────────────────</w:t>
+      </w:r>
+    </w:p>
+    <w:p>
+      <w:pPr>
+        <w:pStyle w:val="Heading1"/>
+      </w:pPr>
+      <w:r>
+        <w:t>Eventos locales (Base/Growth — referencia)</w:t>
+      </w:r>
+    </w:p>
+    <w:tbl>
+      <w:tblPr>
+        <w:tblStyle w:val="TableGrid"/>
+        <w:tblW w:type="auto" w:w="0"/>
+        <w:tblLook w:firstColumn="1" w:firstRow="1" w:lastColumn="0" w:lastRow="0" w:noHBand="0" w:noVBand="1" w:val="04A0"/>
+      </w:tblPr>
+      <w:tblGrid>
+        <w:gridCol w:w="2160"/>
+        <w:gridCol w:w="2160"/>
+        <w:gridCol w:w="2160"/>
+        <w:gridCol w:w="2160"/>
+      </w:tblGrid>
+      <w:tr>
+        <w:tc>
+          <w:tcPr>
+            <w:tcW w:type="dxa" w:w="2160"/>
+            <w:shd w:fill="1E2A5A"/>
+          </w:tcPr>
+          <w:p>
+            <w:r>
+              <w:rPr>
+                <w:b/>
+                <w:color w:val="FFFFFF"/>
+                <w:sz w:val="20"/>
+              </w:rPr>
+              <w:t>Tipo</w:t>
+            </w:r>
+          </w:p>
+        </w:tc>
+        <w:tc>
+          <w:tcPr>
+            <w:tcW w:type="dxa" w:w="2160"/>
+            <w:shd w:fill="1E2A5A"/>
+          </w:tcPr>
+          <w:p>
+            <w:r>
+              <w:rPr>
+                <w:b/>
+                <w:color w:val="FFFFFF"/>
+                <w:sz w:val="20"/>
+              </w:rPr>
+              <w:t>Zona</w:t>
+            </w:r>
+          </w:p>
+        </w:tc>
+        <w:tc>
+          <w:tcPr>
+            <w:tcW w:type="dxa" w:w="2160"/>
+            <w:shd w:fill="1E2A5A"/>
+          </w:tcPr>
+          <w:p>
+            <w:r>
+              <w:rPr>
+                <w:b/>
+                <w:color w:val="FFFFFF"/>
+                <w:sz w:val="20"/>
+              </w:rPr>
+              <w:t>Costo/evento</w:t>
+            </w:r>
+          </w:p>
+        </w:tc>
+        <w:tc>
+          <w:tcPr>
+            <w:tcW w:type="dxa" w:w="2160"/>
+            <w:shd w:fill="1E2A5A"/>
+          </w:tcPr>
+          <w:p>
+            <w:r>
+              <w:rPr>
+                <w:b/>
+                <w:color w:val="FFFFFF"/>
+                <w:sz w:val="20"/>
+              </w:rPr>
+              <w:t>Frecuencia</w:t>
+            </w:r>
+          </w:p>
+        </w:tc>
+      </w:tr>
+      <w:tr>
+        <w:tc>
+          <w:tcPr>
+            <w:tcW w:type="dxa" w:w="2160"/>
+          </w:tcPr>
+          <w:p>
+            <w:r>
+              <w:rPr>
+                <w:sz w:val="20"/>
+              </w:rPr>
+              <w:t>Feria salud plaza/barrio</w:t>
+            </w:r>
+          </w:p>
+        </w:tc>
+        <w:tc>
+          <w:tcPr>
+            <w:tcW w:type="dxa" w:w="2160"/>
+          </w:tcPr>
+          <w:p>
+            <w:r>
+              <w:rPr>
+                <w:sz w:val="20"/>
+              </w:rPr>
+              <w:t>Bella Florida, San Diego</w:t>
+            </w:r>
+          </w:p>
+        </w:tc>
+        <w:tc>
+          <w:tcPr>
+            <w:tcW w:type="dxa" w:w="2160"/>
+          </w:tcPr>
+          <w:p>
+            <w:r>
+              <w:rPr>
+                <w:sz w:val="20"/>
+              </w:rPr>
+              <w:t>50–200 USD</w:t>
+            </w:r>
+          </w:p>
+        </w:tc>
+        <w:tc>
+          <w:tcPr>
+            <w:tcW w:type="dxa" w:w="2160"/>
+          </w:tcPr>
+          <w:p>
+            <w:r>
+              <w:rPr>
+                <w:sz w:val="20"/>
+              </w:rPr>
+              <w:t>1–2/mes desde M6 (Base)</w:t>
+            </w:r>
+          </w:p>
+        </w:tc>
+      </w:tr>
+      <w:tr>
+        <w:tc>
+          <w:tcPr>
+            <w:tcW w:type="dxa" w:w="2160"/>
+          </w:tcPr>
+          <w:p>
+            <w:r>
+              <w:rPr>
+                <w:sz w:val="20"/>
+              </w:rPr>
+              <w:t>Charla uso responsable medicamentos</w:t>
+            </w:r>
+          </w:p>
+        </w:tc>
+        <w:tc>
+          <w:tcPr>
+            <w:tcW w:type="dxa" w:w="2160"/>
+          </w:tcPr>
+          <w:p>
+            <w:r>
+              <w:rPr>
+                <w:sz w:val="20"/>
+              </w:rPr>
+              <w:t>Comunidad / iglesia</w:t>
+            </w:r>
+          </w:p>
+        </w:tc>
+        <w:tc>
+          <w:tcPr>
+            <w:tcW w:type="dxa" w:w="2160"/>
+          </w:tcPr>
+          <w:p>
+            <w:r>
+              <w:rPr>
+                <w:sz w:val="20"/>
+              </w:rPr>
+              <w:t>50–100 USD</w:t>
+            </w:r>
+          </w:p>
+        </w:tc>
+        <w:tc>
+          <w:tcPr>
+            <w:tcW w:type="dxa" w:w="2160"/>
+          </w:tcPr>
+          <w:p>
+            <w:r>
+              <w:rPr>
+                <w:sz w:val="20"/>
+              </w:rPr>
+              <w:t>Ocasional</w:t>
+            </w:r>
+          </w:p>
+        </w:tc>
+      </w:tr>
+      <w:tr>
+        <w:tc>
+          <w:tcPr>
+            <w:tcW w:type="dxa" w:w="2160"/>
+          </w:tcPr>
+          <w:p>
+            <w:r>
+              <w:rPr>
+                <w:sz w:val="20"/>
+              </w:rPr>
+              <w:t>Patrocinio equipo deportivo local</w:t>
+            </w:r>
+          </w:p>
+        </w:tc>
+        <w:tc>
+          <w:tcPr>
+            <w:tcW w:type="dxa" w:w="2160"/>
+          </w:tcPr>
+          <w:p>
+            <w:r>
+              <w:rPr>
+                <w:sz w:val="20"/>
+              </w:rPr>
+              <w:t>Logo camiseta</w:t>
+            </w:r>
+          </w:p>
+        </w:tc>
+        <w:tc>
+          <w:tcPr>
+            <w:tcW w:type="dxa" w:w="2160"/>
+          </w:tcPr>
+          <w:p>
+            <w:r>
+              <w:rPr>
+                <w:sz w:val="20"/>
+              </w:rPr>
+              <w:t>100–200 USD</w:t>
+            </w:r>
+          </w:p>
+        </w:tc>
+        <w:tc>
+          <w:tcPr>
+            <w:tcW w:type="dxa" w:w="2160"/>
+          </w:tcPr>
+          <w:p>
+            <w:r>
+              <w:rPr>
+                <w:sz w:val="20"/>
+              </w:rPr>
+              <w:t>Growth</w:t>
+            </w:r>
+          </w:p>
+        </w:tc>
+      </w:tr>
+    </w:tbl>
+    <w:p/>
+    <w:p>
+      <w:r/>
+      <w:r>
+        <w:rPr>
+          <w:b/>
+        </w:rPr>
+        <w:t>Lean:</w:t>
+      </w:r>
+      <w:r>
+        <w:t xml:space="preserve"> USD 0 en eventos — foco en Sales calle + Meta.</w:t>
       </w:r>
     </w:p>
     <w:p>
@@ -2596,7 +5811,7 @@
         <w:t>Av. Bolívar Norte</w:t>
       </w:r>
       <w:r>
-        <w:t xml:space="preserve"> sigue siendo el corredor correcto para legitimidad B2B en 2026?</w:t>
+        <w:t xml:space="preserve"> sigue siendo el corredor correcto para legitimidad B2B en 2026 — o Morr recomendaría Cedeño / San Diego primero?</w:t>
       </w:r>
     </w:p>
     <w:p>
@@ -2621,20 +5836,6 @@
         <w:rPr>
           <w:b/>
         </w:rPr>
-        <w:t>Copy valla:</w:t>
-      </w:r>
-      <w:r>
-        <w:t xml:space="preserve"> ¿El claim “La farmacia en tu teléfono” suena creíble sin prometer tratamiento?</w:t>
-      </w:r>
-    </w:p>
-    <w:p>
-      <w:r>
-        <w:t xml:space="preserve">4. </w:t>
-      </w:r>
-      <w:r>
-        <w:rPr>
-          <w:b/>
-        </w:rPr>
         <w:t>Brochure farmacia:</w:t>
       </w:r>
       <w:r>
@@ -2647,18 +5848,18 @@
         <w:t>una página</w:t>
       </w:r>
       <w:r>
-        <w:t xml:space="preserve"> impresa?</w:t>
+        <w:t xml:space="preserve"> impresa — pricing, Rx, o confianza en delivery?</w:t>
       </w:r>
     </w:p>
     <w:p>
       <w:r>
-        <w:t xml:space="preserve">5. </w:t>
+        <w:t xml:space="preserve">4. </w:t>
       </w:r>
       <w:r>
         <w:rPr>
           <w:b/>
         </w:rPr>
-        <w:t>Eventos barrio:</w:t>
+        <w:t>Eventos barrio vs digital:</w:t>
       </w:r>
       <w:r>
         <w:t xml:space="preserve"> ¿Ferias de salud en </w:t>
@@ -2670,7 +5871,16 @@
         <w:t>Bella Florida / San Diego</w:t>
       </w:r>
       <w:r>
-        <w:t xml:space="preserve"> valen el esfuerzo vs solo digital en Fase 0?</w:t>
+        <w:t xml:space="preserve"> valen el esfuerzo en Fase 0 o distraen del objetivo </w:t>
+      </w:r>
+      <w:r>
+        <w:rPr>
+          <w:b/>
+        </w:rPr>
+        <w:t>~28 activas</w:t>
+      </w:r>
+      <w:r>
+        <w:t xml:space="preserve"> al Day-D?</w:t>
       </w:r>
     </w:p>
     <w:p>
@@ -2711,7 +5921,7 @@
         <w:t>0,15–0,60</w:t>
       </w:r>
       <w:r>
-        <w:t xml:space="preserve"> es hipótesis del pack — recalibrar con datos reales semana 1 post-campaña.</w:t>
+        <w:t xml:space="preserve"> es hipótesis del pack — recalibrar semana 1 post-campaña.</w:t>
       </w:r>
     </w:p>
     <w:p>
@@ -2730,7 +5940,7 @@
     </w:p>
     <w:p>
       <w:r>
-        <w:t xml:space="preserve">- Escalar offline antes de tener farmacias activas en app </w:t>
+        <w:t xml:space="preserve">- Escalar offline antes de farmacias activas en app </w:t>
       </w:r>
       <w:r>
         <w:rPr>
@@ -2740,6 +5950,61 @@
       </w:r>
       <w:r>
         <w:t xml:space="preserve"> sin conversión — regla Bullseye no negociable.</w:t>
+      </w:r>
+    </w:p>
+    <w:p>
+      <w:r>
+        <w:t>- Cifras de caja (</w:t>
+      </w:r>
+      <w:r>
+        <w:rPr>
+          <w:b/>
+        </w:rPr>
+        <w:t>78.153</w:t>
+      </w:r>
+      <w:r>
+        <w:t xml:space="preserve"> Day-D, </w:t>
+      </w:r>
+      <w:r>
+        <w:rPr>
+          <w:b/>
+        </w:rPr>
+        <w:t>48.311</w:t>
+      </w:r>
+      <w:r>
+        <w:t xml:space="preserve"> M6, </w:t>
+      </w:r>
+      <w:r>
+        <w:rPr>
+          <w:b/>
+        </w:rPr>
+        <w:t>40.831</w:t>
+      </w:r>
+      <w:r>
+        <w:t xml:space="preserve"> M12) y </w:t>
+      </w:r>
+      <w:r>
+        <w:rPr>
+          <w:b/>
+        </w:rPr>
+        <w:t>159 activas</w:t>
+      </w:r>
+      <w:r>
+        <w:t xml:space="preserve"> vienen del escenario Lean — no mezclar con tiers superiores sin recalcular.</w:t>
+      </w:r>
+    </w:p>
+    <w:p>
+      <w:r>
+        <w:t xml:space="preserve">- </w:t>
+      </w:r>
+      <w:r>
+        <w:rPr>
+          <w:b/>
+        </w:rPr>
+        <w:t>No es solicitud de inversión</w:t>
+      </w:r>
+      <w:r>
+        <w:t xml:space="preserve"> ni oferta de valores.</w:t>
       </w:r>
     </w:p>
     <w:p>

--- a/docs/Pack_Aliado_Gabriel_Barrios/docx/17_Marketing_Offline.docx
+++ b/docs/Pack_Aliado_Gabriel_Barrios/docx/17_Marketing_Offline.docx
@@ -259,7 +259,7 @@
               <w:rPr>
                 <w:sz w:val="20"/>
               </w:rPr>
-              <w:t>~USD 50/mes</w:t>
+              <w:t>~USD 52/mes</w:t>
             </w:r>
           </w:p>
         </w:tc>
@@ -402,7 +402,7 @@
         <w:rPr>
           <w:b/>
         </w:rPr>
-        <w:t>~112k</w:t>
+        <w:t>237.412</w:t>
       </w:r>
       <w:r>
         <w:t xml:space="preserve">; caja M6 post-Day-D </w:t>
@@ -411,7 +411,7 @@
         <w:rPr>
           <w:b/>
         </w:rPr>
-        <w:t>~48.311</w:t>
+        <w:t>~[PENDIENTE FP&amp;A]</w:t>
       </w:r>
       <w:r>
         <w:t xml:space="preserve">; si marketing offline escala antes de </w:t>
@@ -613,7 +613,25 @@
     </w:p>
     <w:p>
       <w:r>
-        <w:t>- Adultos mayores (hijos comprando para padres) aún escuchan radio — reservado para escenario Growth (~187k).</w:t>
+        <w:t xml:space="preserve">- Adultos mayores (hijos comprando para padres) aún escuchan radio — reservado para </w:t>
+      </w:r>
+      <w:r>
+        <w:rPr>
+          <w:b/>
+        </w:rPr>
+        <w:t>intensidad alta</w:t>
+      </w:r>
+      <w:r>
+        <w:t xml:space="preserve"> de marketing (escenario hist. “Growth”; ask </w:t>
+      </w:r>
+      <w:r>
+        <w:rPr>
+          <w:b/>
+        </w:rPr>
+        <w:t>~187k</w:t>
+      </w:r>
+      <w:r>
+        <w:t xml:space="preserve"> = no vigente).</w:t>
       </w:r>
     </w:p>
     <w:p>
@@ -629,6 +647,14 @@
         <w:t>Presupuesto por escenario (referencia anual)</w:t>
       </w:r>
     </w:p>
+    <w:p>
+      <w:r>
+        <w:rPr>
+          <w:i/>
+        </w:rPr>
+        <w:t>**Nota Cola B:** columnas **Base / Growth** = intensidad de gasto marketing (no asks de capital). Asks históricos **~157k / ~187k** = **no vigentes**; ask Lean vigente = **237.412**.</w:t>
+      </w:r>
+    </w:p>
     <w:tbl>
       <w:tblPr>
         <w:tblStyle w:val="TableGrid"/>
@@ -670,7 +696,7 @@
                 <w:color w:val="FFFFFF"/>
                 <w:sz w:val="20"/>
               </w:rPr>
-              <w:t>Lean (~112k)</w:t>
+              <w:t>Lean (ask **237.412**)</w:t>
             </w:r>
           </w:p>
         </w:tc>
@@ -686,7 +712,7 @@
                 <w:color w:val="FFFFFF"/>
                 <w:sz w:val="20"/>
               </w:rPr>
-              <w:t>Base (~157k)</w:t>
+              <w:t>Intensidad media _(hist. “Base”)_</w:t>
             </w:r>
           </w:p>
         </w:tc>
@@ -702,7 +728,7 @@
                 <w:color w:val="FFFFFF"/>
                 <w:sz w:val="20"/>
               </w:rPr>
-              <w:t>Growth (~187k)</w:t>
+              <w:t>Intensidad alta _(hist. “Growth”)_</w:t>
             </w:r>
           </w:p>
         </w:tc>
@@ -1068,7 +1094,7 @@
         <w:rPr>
           <w:b/>
         </w:rPr>
-        <w:t>~97.290</w:t>
+        <w:t>~169.717</w:t>
       </w:r>
       <w:r>
         <w:t xml:space="preserve"> operativo.</w:t>
@@ -3051,7 +3077,7 @@
         <w:rPr>
           <w:b/>
         </w:rPr>
-        <w:t>LTV/CAC ~7,2×</w:t>
+        <w:t>LTV/CAC ~7,5×</w:t>
       </w:r>
       <w:r>
         <w:t xml:space="preserve"> son del lado B2B; el CPL paciente es métrica aparte — no mezclar en una sola ratio.</w:t>
@@ -4312,7 +4338,7 @@
               <w:rPr>
                 <w:sz w:val="20"/>
               </w:rPr>
-              <w:t>Cuota 25/40/55 + % GMV (ejemplo Pro **40 USD + 0,8%** GMV ilustrativo)</w:t>
+              <w:t>Cuota 45/60/70 + %GMV 8/7/5 (ejemplo Pro **60 USD + 7%** GMV (Excel esc.1))</w:t>
             </w:r>
           </w:p>
         </w:tc>
@@ -5311,7 +5337,7 @@
         <w:rPr>
           <w:b/>
         </w:rPr>
-        <w:t>~48.311</w:t>
+        <w:t>~[PENDIENTE FP&amp;A]</w:t>
       </w:r>
       <w:r>
         <w:t xml:space="preserve"> (referencia proyección Lean </w:t>
@@ -5320,7 +5346,7 @@
         <w:rPr>
           <w:b/>
         </w:rPr>
-        <w:t>~112k</w:t>
+        <w:t>237.412</w:t>
       </w:r>
       <w:r>
         <w:t>).</w:t>
@@ -5960,7 +5986,7 @@
         <w:rPr>
           <w:b/>
         </w:rPr>
-        <w:t>78.153</w:t>
+        <w:t>187.152</w:t>
       </w:r>
       <w:r>
         <w:t xml:space="preserve"> Day-D, </w:t>
@@ -5969,7 +5995,7 @@
         <w:rPr>
           <w:b/>
         </w:rPr>
-        <w:t>48.311</w:t>
+        <w:t>[PENDIENTE FP&amp;A]</w:t>
       </w:r>
       <w:r>
         <w:t xml:space="preserve"> M6, </w:t>
@@ -5978,7 +6004,7 @@
         <w:rPr>
           <w:b/>
         </w:rPr>
-        <w:t>40.831</w:t>
+        <w:t>246.231</w:t>
       </w:r>
       <w:r>
         <w:t xml:space="preserve"> M12) y </w:t>
